--- a/CÔNG TY TNHH VĨNH HIỆP THUẬN/Notes.docx
+++ b/CÔNG TY TNHH VĨNH HIỆP THUẬN/Notes.docx
@@ -1,6 +1,6 @@
 
 <file path=word/document.xml><?xml version="1.0" encoding="utf-8"?>
-<w:document xmlns:wpc="http://schemas.microsoft.com/office/word/2010/wordprocessingCanvas" xmlns:cx="http://schemas.microsoft.com/office/drawing/2014/chartex" xmlns:cx1="http://schemas.microsoft.com/office/drawing/2015/9/8/chartex" xmlns:cx2="http://schemas.microsoft.com/office/drawing/2015/10/21/chartex" xmlns:cx3="http://schemas.microsoft.com/office/drawing/2016/5/9/chartex" xmlns:cx4="http://schemas.microsoft.com/office/drawing/2016/5/10/chartex" xmlns:cx5="http://schemas.microsoft.com/office/drawing/2016/5/11/chartex" xmlns:cx6="http://schemas.microsoft.com/office/drawing/2016/5/12/chartex" xmlns:cx7="http://schemas.microsoft.com/office/drawing/2016/5/13/chartex" xmlns:cx8="http://schemas.microsoft.com/office/drawing/2016/5/14/chartex" xmlns:mc="http://schemas.openxmlformats.org/markup-compatibility/2006" xmlns:aink="http://schemas.microsoft.com/office/drawing/2016/ink" xmlns:am3d="http://schemas.microsoft.com/office/drawing/2017/model3d" xmlns:o="urn:schemas-microsoft-com:office:office" xmlns:oel="http://schemas.microsoft.com/office/2019/extlst" xmlns:r="http://schemas.openxmlformats.org/officeDocument/2006/relationships" xmlns:m="http://schemas.openxmlformats.org/officeDocument/2006/math" xmlns:v="urn:schemas-microsoft-com:vml" xmlns:wp14="http://schemas.microsoft.com/office/word/2010/wordprocessingDrawing" xmlns:wp="http://schemas.openxmlformats.org/drawingml/2006/wordprocessingDrawing" xmlns:w10="urn:schemas-microsoft-com:office:word" xmlns:w="http://schemas.openxmlformats.org/wordprocessingml/2006/main" xmlns:w14="http://schemas.microsoft.com/office/word/2010/wordml" xmlns:w15="http://schemas.microsoft.com/office/word/2012/wordml" xmlns:w16cex="http://schemas.microsoft.com/office/word/2018/wordml/cex" xmlns:w16cid="http://schemas.microsoft.com/office/word/2016/wordml/cid" xmlns:w16="http://schemas.microsoft.com/office/word/2018/wordml" xmlns:w16du="http://schemas.microsoft.com/office/word/2023/wordml/word16du" xmlns:w16sdtdh="http://schemas.microsoft.com/office/word/2020/wordml/sdtdatahash" xmlns:w16sdtfl="http://schemas.microsoft.com/office/word/2024/wordml/sdtformatlock" xmlns:w16se="http://schemas.microsoft.com/office/word/2015/wordml/symex" xmlns:wpg="http://schemas.microsoft.com/office/word/2010/wordprocessingGroup" xmlns:wpi="http://schemas.microsoft.com/office/word/2010/wordprocessingInk" xmlns:wne="http://schemas.microsoft.com/office/word/2006/wordml" xmlns:wps="http://schemas.microsoft.com/office/word/2010/wordprocessingShape" mc:Ignorable="w14 w15 w16se w16cid w16 w16cex w16sdtdh w16sdtfl w16du wp14">
+<w:document xmlns:wpc="http://schemas.microsoft.com/office/word/2010/wordprocessingCanvas" xmlns:cx="http://schemas.microsoft.com/office/drawing/2014/chartex" xmlns:cx1="http://schemas.microsoft.com/office/drawing/2015/9/8/chartex" xmlns:mc="http://schemas.openxmlformats.org/markup-compatibility/2006" xmlns:o="urn:schemas-microsoft-com:office:office" xmlns:r="http://schemas.openxmlformats.org/officeDocument/2006/relationships" xmlns:m="http://schemas.openxmlformats.org/officeDocument/2006/math" xmlns:v="urn:schemas-microsoft-com:vml" xmlns:wp14="http://schemas.microsoft.com/office/word/2010/wordprocessingDrawing" xmlns:wp="http://schemas.openxmlformats.org/drawingml/2006/wordprocessingDrawing" xmlns:w10="urn:schemas-microsoft-com:office:word" xmlns:w="http://schemas.openxmlformats.org/wordprocessingml/2006/main" xmlns:w14="http://schemas.microsoft.com/office/word/2010/wordml" xmlns:w15="http://schemas.microsoft.com/office/word/2012/wordml" xmlns:w16se="http://schemas.microsoft.com/office/word/2015/wordml/symex" xmlns:wpg="http://schemas.microsoft.com/office/word/2010/wordprocessingGroup" xmlns:wpi="http://schemas.microsoft.com/office/word/2010/wordprocessingInk" xmlns:wne="http://schemas.microsoft.com/office/word/2006/wordml" xmlns:wps="http://schemas.microsoft.com/office/word/2010/wordprocessingShape" mc:Ignorable="w14 w15 w16se wp14">
   <w:body>
     <w:p>
       <w:r>
@@ -22,13 +22,21 @@
       </w:r>
     </w:p>
     <w:p>
-      <w:r>
+      <w:pPr>
         <w:rPr>
           <w:b/>
           <w:bCs/>
         </w:rPr>
+      </w:pPr>
+      <w:r>
+        <w:rPr>
+          <w:b/>
+          <w:bCs/>
+        </w:rPr>
         <w:t>Mã số doanh nghiệp: 3703042256</w:t>
       </w:r>
+    </w:p>
+    <w:p>
       <w:r>
         <w:t xml:space="preserve"> </w:t>
       </w:r>
@@ -81,7 +89,15 @@
         <w:t>Thửa đất số 209, Tờ bản đồ 04 Đường Mỹ Phước-Tân Vạn, Khu phố Đông Thành, Phường Tân Đông Hiệp, Thành phố Dĩ An, Tỉnh Bình Dương, Việt Nam</w:t>
       </w:r>
       <w:r>
-        <w:t xml:space="preserve"> Điện thoại: 0965874241 Fax: Email: Website:</w:t>
+        <w:t xml:space="preserve"> Điện thoại: </w:t>
+      </w:r>
+      <w:bookmarkStart w:id="0" w:name="_GoBack"/>
+      <w:r>
+        <w:t>0965874241</w:t>
+      </w:r>
+      <w:bookmarkEnd w:id="0"/>
+      <w:r>
+        <w:t xml:space="preserve"> Fax: Email: Website:</w:t>
       </w:r>
     </w:p>
     <w:p>
@@ -194,14 +210,32 @@
         <w:t>Cục cảnh sát quản lý hành chính về trật tự xã hội</w:t>
       </w:r>
       <w:r>
-        <w:t xml:space="preserve"> Địa chỉ thường trú: </w:t>
+        <w:t xml:space="preserve"> </w:t>
+      </w:r>
+    </w:p>
+    <w:p>
+      <w:r>
+        <w:t xml:space="preserve">Địa chỉ thường trú: </w:t>
       </w:r>
       <w:r>
         <w:rPr>
           <w:i/>
           <w:iCs/>
         </w:rPr>
-        <w:t>Ấp Phương An 1, Xã Hưng Phú, Huyện Mỹ Tú, Tỉnh Sóc Trăng, Việt Nam</w:t>
+        <w:t xml:space="preserve">Ấp Phương An 1, </w:t>
+      </w:r>
+      <w:r>
+        <w:t>xã Long Hưng</w:t>
+      </w:r>
+      <w:r>
+        <w:t>, thành phố Cần Thơ</w:t>
+      </w:r>
+      <w:r>
+        <w:rPr>
+          <w:i/>
+          <w:iCs/>
+        </w:rPr>
+        <w:t>, Việt Nam</w:t>
       </w:r>
       <w:r>
         <w:t xml:space="preserve"> Địa chỉ liên lạc: </w:t>
@@ -226,7 +260,7 @@
 </file>
 
 <file path=word/styles.xml><?xml version="1.0" encoding="utf-8"?>
-<w:styles xmlns:mc="http://schemas.openxmlformats.org/markup-compatibility/2006" xmlns:r="http://schemas.openxmlformats.org/officeDocument/2006/relationships" xmlns:w="http://schemas.openxmlformats.org/wordprocessingml/2006/main" xmlns:w14="http://schemas.microsoft.com/office/word/2010/wordml" xmlns:w15="http://schemas.microsoft.com/office/word/2012/wordml" xmlns:w16cex="http://schemas.microsoft.com/office/word/2018/wordml/cex" xmlns:w16cid="http://schemas.microsoft.com/office/word/2016/wordml/cid" xmlns:w16="http://schemas.microsoft.com/office/word/2018/wordml" xmlns:w16du="http://schemas.microsoft.com/office/word/2023/wordml/word16du" xmlns:w16sdtdh="http://schemas.microsoft.com/office/word/2020/wordml/sdtdatahash" xmlns:w16sdtfl="http://schemas.microsoft.com/office/word/2024/wordml/sdtformatlock" xmlns:w16se="http://schemas.microsoft.com/office/word/2015/wordml/symex" mc:Ignorable="w14 w15 w16se w16cid w16 w16cex w16sdtdh w16sdtfl w16du">
+<w:styles xmlns:mc="http://schemas.openxmlformats.org/markup-compatibility/2006" xmlns:r="http://schemas.openxmlformats.org/officeDocument/2006/relationships" xmlns:w="http://schemas.openxmlformats.org/wordprocessingml/2006/main" xmlns:w14="http://schemas.microsoft.com/office/word/2010/wordml" xmlns:w15="http://schemas.microsoft.com/office/word/2012/wordml" xmlns:w16se="http://schemas.microsoft.com/office/word/2015/wordml/symex" mc:Ignorable="w14 w15 w16se">
   <w:docDefaults>
     <w:rPrDefault>
       <w:rPr>
@@ -244,7 +278,7 @@
       </w:pPr>
     </w:pPrDefault>
   </w:docDefaults>
-  <w:latentStyles w:defLockedState="0" w:defUIPriority="99" w:defSemiHidden="0" w:defUnhideWhenUsed="0" w:defQFormat="0" w:count="376">
+  <w:latentStyles w:defLockedState="0" w:defUIPriority="99" w:defSemiHidden="0" w:defUnhideWhenUsed="0" w:defQFormat="0" w:count="371">
     <w:lsdException w:name="Normal" w:uiPriority="0" w:qFormat="1"/>
     <w:lsdException w:name="heading 1" w:uiPriority="9" w:qFormat="1"/>
     <w:lsdException w:name="heading 2" w:semiHidden="1" w:uiPriority="9" w:unhideWhenUsed="1" w:qFormat="1"/>
@@ -616,11 +650,6 @@
     <w:lsdException w:name="List Table 5 Dark Accent 6" w:uiPriority="50"/>
     <w:lsdException w:name="List Table 6 Colorful Accent 6" w:uiPriority="51"/>
     <w:lsdException w:name="List Table 7 Colorful Accent 6" w:uiPriority="52"/>
-    <w:lsdException w:name="Mention" w:semiHidden="1" w:unhideWhenUsed="1"/>
-    <w:lsdException w:name="Smart Hyperlink" w:semiHidden="1" w:unhideWhenUsed="1"/>
-    <w:lsdException w:name="Hashtag" w:semiHidden="1" w:unhideWhenUsed="1"/>
-    <w:lsdException w:name="Unresolved Mention" w:semiHidden="1" w:unhideWhenUsed="1"/>
-    <w:lsdException w:name="Smart Link" w:semiHidden="1" w:unhideWhenUsed="1"/>
   </w:latentStyles>
   <w:style w:type="paragraph" w:default="1" w:styleId="Normal">
     <w:name w:val="Normal"/>
@@ -828,6 +857,7 @@
   <w:style w:type="character" w:default="1" w:styleId="DefaultParagraphFont">
     <w:name w:val="Default Paragraph Font"/>
     <w:uiPriority w:val="1"/>
+    <w:semiHidden/>
     <w:unhideWhenUsed/>
   </w:style>
   <w:style w:type="table" w:default="1" w:styleId="TableNormal">

--- a/CÔNG TY TNHH VĨNH HIỆP THUẬN/Notes.docx
+++ b/CÔNG TY TNHH VĨNH HIỆP THUẬN/Notes.docx
@@ -3,40 +3,979 @@
 <w:document xmlns:wpc="http://schemas.microsoft.com/office/word/2010/wordprocessingCanvas" xmlns:cx="http://schemas.microsoft.com/office/drawing/2014/chartex" xmlns:cx1="http://schemas.microsoft.com/office/drawing/2015/9/8/chartex" xmlns:mc="http://schemas.openxmlformats.org/markup-compatibility/2006" xmlns:o="urn:schemas-microsoft-com:office:office" xmlns:r="http://schemas.openxmlformats.org/officeDocument/2006/relationships" xmlns:m="http://schemas.openxmlformats.org/officeDocument/2006/math" xmlns:v="urn:schemas-microsoft-com:vml" xmlns:wp14="http://schemas.microsoft.com/office/word/2010/wordprocessingDrawing" xmlns:wp="http://schemas.openxmlformats.org/drawingml/2006/wordprocessingDrawing" xmlns:w10="urn:schemas-microsoft-com:office:word" xmlns:w="http://schemas.openxmlformats.org/wordprocessingml/2006/main" xmlns:w14="http://schemas.microsoft.com/office/word/2010/wordml" xmlns:w15="http://schemas.microsoft.com/office/word/2012/wordml" xmlns:w16se="http://schemas.microsoft.com/office/word/2015/wordml/symex" xmlns:wpg="http://schemas.microsoft.com/office/word/2010/wordprocessingGroup" xmlns:wpi="http://schemas.microsoft.com/office/word/2010/wordprocessingInk" xmlns:wne="http://schemas.microsoft.com/office/word/2006/wordml" xmlns:wps="http://schemas.microsoft.com/office/word/2010/wordprocessingShape" mc:Ignorable="w14 w15 w16se wp14">
   <w:body>
     <w:p>
+      <w:pPr>
+        <w:rPr>
+          <w:rFonts w:ascii="Times New Roman" w:hAnsi="Times New Roman" w:cs="Times New Roman"/>
+        </w:rPr>
+      </w:pPr>
+      <w:r>
+        <w:rPr>
+          <w:rFonts w:ascii="Times New Roman" w:hAnsi="Times New Roman" w:cs="Times New Roman"/>
+          <w:bCs/>
+        </w:rPr>
+        <w:t>GIẤY CHỨNG NHẬN ĐĂNG KÝ DOANH NGHIỆP</w:t>
+      </w:r>
+      <w:r>
+        <w:rPr>
+          <w:rFonts w:ascii="Times New Roman" w:hAnsi="Times New Roman" w:cs="Times New Roman"/>
+        </w:rPr>
+        <w:t xml:space="preserve"> </w:t>
+      </w:r>
+      <w:r>
+        <w:rPr>
+          <w:rFonts w:ascii="Times New Roman" w:hAnsi="Times New Roman" w:cs="Times New Roman"/>
+          <w:bCs/>
+        </w:rPr>
+        <w:t>CÔNG TY TRÁCH NHIỆM HỮU HẠN MỘT THÀNH VIÊN</w:t>
+      </w:r>
+    </w:p>
+    <w:p>
+      <w:pPr>
+        <w:rPr>
+          <w:rFonts w:ascii="Times New Roman" w:hAnsi="Times New Roman" w:cs="Times New Roman"/>
+          <w:bCs/>
+        </w:rPr>
+      </w:pPr>
+      <w:r>
+        <w:rPr>
+          <w:rFonts w:ascii="Times New Roman" w:hAnsi="Times New Roman" w:cs="Times New Roman"/>
+          <w:bCs/>
+        </w:rPr>
+        <w:t>Mã số doanh nghiệp: 3703042256</w:t>
+      </w:r>
+    </w:p>
+    <w:p>
+      <w:pPr>
+        <w:rPr>
+          <w:rFonts w:ascii="Times New Roman" w:hAnsi="Times New Roman" w:cs="Times New Roman"/>
+        </w:rPr>
+      </w:pPr>
+      <w:r>
+        <w:rPr>
+          <w:rFonts w:ascii="Times New Roman" w:hAnsi="Times New Roman" w:cs="Times New Roman"/>
+        </w:rPr>
+        <w:t xml:space="preserve"> </w:t>
+      </w:r>
+      <w:r>
+        <w:rPr>
+          <w:rFonts w:ascii="Times New Roman" w:hAnsi="Times New Roman" w:cs="Times New Roman"/>
+          <w:iCs/>
+        </w:rPr>
+        <w:t>Đăng ký lần đầu: ngày 08 tháng 03 năm 2022</w:t>
+      </w:r>
+      <w:r>
+        <w:rPr>
+          <w:rFonts w:ascii="Times New Roman" w:hAnsi="Times New Roman" w:cs="Times New Roman"/>
+        </w:rPr>
+        <w:t xml:space="preserve"> </w:t>
+      </w:r>
+      <w:r>
+        <w:rPr>
+          <w:rFonts w:ascii="Times New Roman" w:hAnsi="Times New Roman" w:cs="Times New Roman"/>
+          <w:iCs/>
+        </w:rPr>
+        <w:t>Đăng ký thay đổi lần thứ: 1, ngày 17 tháng 03 năm 2023</w:t>
+      </w:r>
+    </w:p>
+    <w:p>
+      <w:pPr>
+        <w:rPr>
+          <w:rFonts w:ascii="Times New Roman" w:hAnsi="Times New Roman" w:cs="Times New Roman"/>
+        </w:rPr>
+      </w:pPr>
+      <w:r>
+        <w:rPr>
+          <w:rFonts w:ascii="Times New Roman" w:hAnsi="Times New Roman" w:cs="Times New Roman"/>
+          <w:bCs/>
+        </w:rPr>
+        <w:t>1. Tên công ty</w:t>
+      </w:r>
+      <w:r>
+        <w:rPr>
+          <w:rFonts w:ascii="Times New Roman" w:hAnsi="Times New Roman" w:cs="Times New Roman"/>
+        </w:rPr>
+        <w:t xml:space="preserve"> Tên công ty viết bằng tiếng Việt: CÔNG TY TNHH VĨNH HIỆP THUẬN </w:t>
+      </w:r>
+    </w:p>
+    <w:p>
+      <w:pPr>
+        <w:rPr>
+          <w:rFonts w:ascii="Times New Roman" w:hAnsi="Times New Roman" w:cs="Times New Roman"/>
+        </w:rPr>
+      </w:pPr>
+      <w:r>
+        <w:rPr>
+          <w:rFonts w:ascii="Times New Roman" w:hAnsi="Times New Roman" w:cs="Times New Roman"/>
+        </w:rPr>
+        <w:t xml:space="preserve">Tên công ty viết bằng tiếng nước ngoài: </w:t>
+      </w:r>
+    </w:p>
+    <w:p>
+      <w:pPr>
+        <w:rPr>
+          <w:rFonts w:ascii="Times New Roman" w:hAnsi="Times New Roman" w:cs="Times New Roman"/>
+        </w:rPr>
+      </w:pPr>
+      <w:r>
+        <w:rPr>
+          <w:rFonts w:ascii="Times New Roman" w:hAnsi="Times New Roman" w:cs="Times New Roman"/>
+        </w:rPr>
+        <w:t>Tên công ty viết tắt:</w:t>
+      </w:r>
+    </w:p>
+    <w:p>
+      <w:pPr>
+        <w:rPr>
+          <w:rFonts w:ascii="Times New Roman" w:hAnsi="Times New Roman" w:cs="Times New Roman"/>
+        </w:rPr>
+      </w:pPr>
+      <w:r>
+        <w:rPr>
+          <w:rFonts w:ascii="Times New Roman" w:hAnsi="Times New Roman" w:cs="Times New Roman"/>
+          <w:bCs/>
+        </w:rPr>
+        <w:t>2. Địa chỉ trụ sở chính</w:t>
+      </w:r>
+      <w:r>
+        <w:rPr>
+          <w:rFonts w:ascii="Times New Roman" w:hAnsi="Times New Roman" w:cs="Times New Roman"/>
+        </w:rPr>
+        <w:t xml:space="preserve"> </w:t>
+      </w:r>
+      <w:r>
+        <w:rPr>
+          <w:rFonts w:ascii="Times New Roman" w:hAnsi="Times New Roman" w:cs="Times New Roman"/>
+          <w:iCs/>
+        </w:rPr>
+        <w:t xml:space="preserve">Thửa đất số 209, Tờ bản đồ 04 Đường Mỹ Phước-Tân Vạn, Khu phố Đông Thành, Phường Tân Đông Hiệp, Thành phố </w:t>
+      </w:r>
+      <w:r>
+        <w:rPr>
+          <w:rFonts w:ascii="Times New Roman" w:hAnsi="Times New Roman" w:cs="Times New Roman"/>
+          <w:iCs/>
+        </w:rPr>
+        <w:t>Hồ Chí Minh</w:t>
+      </w:r>
+      <w:r>
+        <w:rPr>
+          <w:rFonts w:ascii="Times New Roman" w:hAnsi="Times New Roman" w:cs="Times New Roman"/>
+          <w:iCs/>
+        </w:rPr>
+        <w:t>, Việt Nam</w:t>
+      </w:r>
+      <w:r>
+        <w:rPr>
+          <w:rFonts w:ascii="Times New Roman" w:hAnsi="Times New Roman" w:cs="Times New Roman"/>
+        </w:rPr>
+        <w:t xml:space="preserve"> </w:t>
+      </w:r>
+    </w:p>
+    <w:p>
+      <w:pPr>
+        <w:rPr>
+          <w:rFonts w:ascii="Times New Roman" w:hAnsi="Times New Roman" w:cs="Times New Roman"/>
+        </w:rPr>
+      </w:pPr>
+      <w:r>
+        <w:rPr>
+          <w:rFonts w:ascii="Times New Roman" w:hAnsi="Times New Roman" w:cs="Times New Roman"/>
+        </w:rPr>
+        <w:t>Điện thoại: 0965874241</w:t>
+      </w:r>
+    </w:p>
+    <w:p>
+      <w:pPr>
+        <w:rPr>
+          <w:rFonts w:ascii="Times New Roman" w:hAnsi="Times New Roman" w:cs="Times New Roman"/>
+        </w:rPr>
+      </w:pPr>
+      <w:r>
+        <w:rPr>
+          <w:rFonts w:ascii="Times New Roman" w:hAnsi="Times New Roman" w:cs="Times New Roman"/>
+        </w:rPr>
+        <w:t>Fax: Email: Website:</w:t>
+      </w:r>
+    </w:p>
+    <w:p>
+      <w:pPr>
+        <w:rPr>
+          <w:rFonts w:ascii="Times New Roman" w:hAnsi="Times New Roman" w:cs="Times New Roman"/>
+        </w:rPr>
+      </w:pPr>
+      <w:r>
+        <w:rPr>
+          <w:rFonts w:ascii="Times New Roman" w:hAnsi="Times New Roman" w:cs="Times New Roman"/>
+          <w:bCs/>
+        </w:rPr>
+        <w:t>3. Vốn điều lệ</w:t>
+      </w:r>
+      <w:r>
+        <w:rPr>
+          <w:rFonts w:ascii="Times New Roman" w:hAnsi="Times New Roman" w:cs="Times New Roman"/>
+        </w:rPr>
+        <w:t xml:space="preserve"> 3.000.000.000 đồng</w:t>
+      </w:r>
+    </w:p>
+    <w:p>
+      <w:pPr>
+        <w:rPr>
+          <w:rFonts w:ascii="Times New Roman" w:hAnsi="Times New Roman" w:cs="Times New Roman"/>
+        </w:rPr>
+      </w:pPr>
+      <w:r>
+        <w:rPr>
+          <w:rFonts w:ascii="Times New Roman" w:hAnsi="Times New Roman" w:cs="Times New Roman"/>
+          <w:iCs/>
+        </w:rPr>
+        <w:t>Bằng chữ: Ba tỷ đồng</w:t>
+      </w:r>
+    </w:p>
+    <w:p>
+      <w:pPr>
+        <w:rPr>
+          <w:rFonts w:ascii="Times New Roman" w:hAnsi="Times New Roman" w:cs="Times New Roman"/>
+        </w:rPr>
+      </w:pPr>
+      <w:r>
+        <w:rPr>
+          <w:rFonts w:ascii="Times New Roman" w:hAnsi="Times New Roman" w:cs="Times New Roman"/>
+          <w:bCs/>
+        </w:rPr>
+        <w:t>4. Thông tin về chủ sở hữu</w:t>
+      </w:r>
+      <w:r>
+        <w:rPr>
+          <w:rFonts w:ascii="Times New Roman" w:hAnsi="Times New Roman" w:cs="Times New Roman"/>
+        </w:rPr>
+        <w:t xml:space="preserve"> </w:t>
+      </w:r>
+    </w:p>
+    <w:p>
+      <w:pPr>
+        <w:rPr>
+          <w:rFonts w:ascii="Times New Roman" w:hAnsi="Times New Roman" w:cs="Times New Roman"/>
+        </w:rPr>
+      </w:pPr>
+      <w:r>
+        <w:rPr>
+          <w:rFonts w:ascii="Times New Roman" w:hAnsi="Times New Roman" w:cs="Times New Roman"/>
+        </w:rPr>
+        <w:t xml:space="preserve">Họ và tên: LƯƠNG THỊ CẨM XUYẾN </w:t>
+      </w:r>
+    </w:p>
+    <w:p>
+      <w:pPr>
+        <w:rPr>
+          <w:rFonts w:ascii="Times New Roman" w:hAnsi="Times New Roman" w:cs="Times New Roman"/>
+          <w:iCs/>
+        </w:rPr>
+      </w:pPr>
+      <w:r>
+        <w:rPr>
+          <w:rFonts w:ascii="Times New Roman" w:hAnsi="Times New Roman" w:cs="Times New Roman"/>
+        </w:rPr>
+        <w:t xml:space="preserve">Giới tính: </w:t>
+      </w:r>
+      <w:r>
+        <w:rPr>
+          <w:rFonts w:ascii="Times New Roman" w:hAnsi="Times New Roman" w:cs="Times New Roman"/>
+          <w:iCs/>
+        </w:rPr>
+        <w:t>Nữ</w:t>
+      </w:r>
+    </w:p>
+    <w:p>
+      <w:pPr>
+        <w:rPr>
+          <w:rFonts w:ascii="Times New Roman" w:hAnsi="Times New Roman" w:cs="Times New Roman"/>
+        </w:rPr>
+      </w:pPr>
+      <w:r>
+        <w:rPr>
+          <w:rFonts w:ascii="Times New Roman" w:hAnsi="Times New Roman" w:cs="Times New Roman"/>
+        </w:rPr>
+        <w:t xml:space="preserve"> Sinh ngày: </w:t>
+      </w:r>
+      <w:r>
+        <w:rPr>
+          <w:rFonts w:ascii="Times New Roman" w:hAnsi="Times New Roman" w:cs="Times New Roman"/>
+          <w:iCs/>
+        </w:rPr>
+        <w:t>01/01/1991</w:t>
+      </w:r>
+      <w:r>
+        <w:rPr>
+          <w:rFonts w:ascii="Times New Roman" w:hAnsi="Times New Roman" w:cs="Times New Roman"/>
+        </w:rPr>
+        <w:t xml:space="preserve"> </w:t>
+      </w:r>
+    </w:p>
+    <w:p>
+      <w:pPr>
+        <w:rPr>
+          <w:rFonts w:ascii="Times New Roman" w:hAnsi="Times New Roman" w:cs="Times New Roman"/>
+        </w:rPr>
+      </w:pPr>
+      <w:r>
+        <w:rPr>
+          <w:rFonts w:ascii="Times New Roman" w:hAnsi="Times New Roman" w:cs="Times New Roman"/>
+        </w:rPr>
+        <w:t xml:space="preserve">Dân tộc: </w:t>
+      </w:r>
+      <w:r>
+        <w:rPr>
+          <w:rFonts w:ascii="Times New Roman" w:hAnsi="Times New Roman" w:cs="Times New Roman"/>
+          <w:iCs/>
+        </w:rPr>
+        <w:t>Kinh</w:t>
+      </w:r>
+      <w:r>
+        <w:rPr>
+          <w:rFonts w:ascii="Times New Roman" w:hAnsi="Times New Roman" w:cs="Times New Roman"/>
+        </w:rPr>
+        <w:t xml:space="preserve"> </w:t>
+      </w:r>
+    </w:p>
+    <w:p>
+      <w:pPr>
+        <w:rPr>
+          <w:rFonts w:ascii="Times New Roman" w:hAnsi="Times New Roman" w:cs="Times New Roman"/>
+        </w:rPr>
+      </w:pPr>
+      <w:r>
+        <w:rPr>
+          <w:rFonts w:ascii="Times New Roman" w:hAnsi="Times New Roman" w:cs="Times New Roman"/>
+        </w:rPr>
+        <w:t xml:space="preserve">Quốc tịch: </w:t>
+      </w:r>
+      <w:r>
+        <w:rPr>
+          <w:rFonts w:ascii="Times New Roman" w:hAnsi="Times New Roman" w:cs="Times New Roman"/>
+          <w:iCs/>
+        </w:rPr>
+        <w:t>Việt Nam</w:t>
+      </w:r>
+      <w:r>
+        <w:rPr>
+          <w:rFonts w:ascii="Times New Roman" w:hAnsi="Times New Roman" w:cs="Times New Roman"/>
+        </w:rPr>
+        <w:t xml:space="preserve"> </w:t>
+      </w:r>
+    </w:p>
+    <w:p>
+      <w:pPr>
+        <w:rPr>
+          <w:rFonts w:ascii="Times New Roman" w:hAnsi="Times New Roman" w:cs="Times New Roman"/>
+        </w:rPr>
+      </w:pPr>
+      <w:r>
+        <w:rPr>
+          <w:rFonts w:ascii="Times New Roman" w:hAnsi="Times New Roman" w:cs="Times New Roman"/>
+        </w:rPr>
+        <w:t xml:space="preserve">Loại giấy tờ pháp lý của cá nhân: </w:t>
+      </w:r>
+      <w:r>
+        <w:rPr>
+          <w:rFonts w:ascii="Times New Roman" w:hAnsi="Times New Roman" w:cs="Times New Roman"/>
+          <w:iCs/>
+        </w:rPr>
+        <w:t>Thẻ căn cước công dân</w:t>
+      </w:r>
+      <w:r>
+        <w:rPr>
+          <w:rFonts w:ascii="Times New Roman" w:hAnsi="Times New Roman" w:cs="Times New Roman"/>
+        </w:rPr>
+        <w:t xml:space="preserve"> </w:t>
+      </w:r>
+    </w:p>
+    <w:p>
+      <w:pPr>
+        <w:rPr>
+          <w:rFonts w:ascii="Times New Roman" w:hAnsi="Times New Roman" w:cs="Times New Roman"/>
+        </w:rPr>
+      </w:pPr>
+      <w:r>
+        <w:rPr>
+          <w:rFonts w:ascii="Times New Roman" w:hAnsi="Times New Roman" w:cs="Times New Roman"/>
+        </w:rPr>
+        <w:t xml:space="preserve">Số giấy tờ pháp lý của cá nhân: </w:t>
+      </w:r>
+      <w:r>
+        <w:rPr>
+          <w:rFonts w:ascii="Times New Roman" w:hAnsi="Times New Roman" w:cs="Times New Roman"/>
+          <w:iCs/>
+        </w:rPr>
+        <w:t>094191002824</w:t>
+      </w:r>
+      <w:r>
+        <w:rPr>
+          <w:rFonts w:ascii="Times New Roman" w:hAnsi="Times New Roman" w:cs="Times New Roman"/>
+        </w:rPr>
+        <w:t xml:space="preserve"> </w:t>
+      </w:r>
+    </w:p>
+    <w:p>
+      <w:pPr>
+        <w:rPr>
+          <w:rFonts w:ascii="Times New Roman" w:hAnsi="Times New Roman" w:cs="Times New Roman"/>
+        </w:rPr>
+      </w:pPr>
+      <w:r>
+        <w:rPr>
+          <w:rFonts w:ascii="Times New Roman" w:hAnsi="Times New Roman" w:cs="Times New Roman"/>
+        </w:rPr>
+        <w:t xml:space="preserve">Ngày cấp: </w:t>
+      </w:r>
+      <w:r>
+        <w:rPr>
+          <w:rFonts w:ascii="Times New Roman" w:hAnsi="Times New Roman" w:cs="Times New Roman"/>
+          <w:iCs/>
+        </w:rPr>
+        <w:t>15/01/2023</w:t>
+      </w:r>
+      <w:r>
+        <w:rPr>
+          <w:rFonts w:ascii="Times New Roman" w:hAnsi="Times New Roman" w:cs="Times New Roman"/>
+        </w:rPr>
+        <w:t xml:space="preserve"> Nơi cấp: </w:t>
+      </w:r>
+      <w:r>
+        <w:rPr>
+          <w:rFonts w:ascii="Times New Roman" w:hAnsi="Times New Roman" w:cs="Times New Roman"/>
+          <w:iCs/>
+        </w:rPr>
+        <w:t>Cục cảnh sát quản lý hành chính về trật tự xã hội</w:t>
+      </w:r>
+      <w:r>
+        <w:rPr>
+          <w:rFonts w:ascii="Times New Roman" w:hAnsi="Times New Roman" w:cs="Times New Roman"/>
+        </w:rPr>
+        <w:t xml:space="preserve"> </w:t>
+      </w:r>
+    </w:p>
+    <w:p>
+      <w:pPr>
+        <w:rPr>
+          <w:rFonts w:ascii="Times New Roman" w:hAnsi="Times New Roman" w:cs="Times New Roman"/>
+        </w:rPr>
+      </w:pPr>
+      <w:r>
+        <w:rPr>
+          <w:rFonts w:ascii="Times New Roman" w:hAnsi="Times New Roman" w:cs="Times New Roman"/>
+        </w:rPr>
+        <w:t xml:space="preserve">Địa chỉ thường trú: </w:t>
+      </w:r>
+      <w:r>
+        <w:rPr>
+          <w:rFonts w:ascii="Times New Roman" w:hAnsi="Times New Roman" w:cs="Times New Roman"/>
+          <w:iCs/>
+        </w:rPr>
+        <w:t xml:space="preserve">Ấp Phương An 1, </w:t>
+      </w:r>
+      <w:r>
+        <w:rPr>
+          <w:rFonts w:ascii="Times New Roman" w:hAnsi="Times New Roman" w:cs="Times New Roman"/>
+        </w:rPr>
+        <w:t>xã Long Hưng</w:t>
+      </w:r>
+      <w:r>
+        <w:rPr>
+          <w:rFonts w:ascii="Times New Roman" w:hAnsi="Times New Roman" w:cs="Times New Roman"/>
+        </w:rPr>
+        <w:t>, thành phố Cần Thơ</w:t>
+      </w:r>
+      <w:r>
+        <w:rPr>
+          <w:rFonts w:ascii="Times New Roman" w:hAnsi="Times New Roman" w:cs="Times New Roman"/>
+          <w:iCs/>
+        </w:rPr>
+        <w:t>, Việt Nam</w:t>
+      </w:r>
+      <w:r>
+        <w:rPr>
+          <w:rFonts w:ascii="Times New Roman" w:hAnsi="Times New Roman" w:cs="Times New Roman"/>
+        </w:rPr>
+        <w:t xml:space="preserve"> </w:t>
+      </w:r>
+    </w:p>
+    <w:p>
+      <w:pPr>
+        <w:rPr>
+          <w:rFonts w:ascii="Times New Roman" w:hAnsi="Times New Roman" w:cs="Times New Roman"/>
+          <w:iCs/>
+        </w:rPr>
+      </w:pPr>
+      <w:r>
+        <w:rPr>
+          <w:rFonts w:ascii="Times New Roman" w:hAnsi="Times New Roman" w:cs="Times New Roman"/>
+        </w:rPr>
+        <w:t xml:space="preserve">Địa chỉ liên lạc: </w:t>
+      </w:r>
+      <w:r>
+        <w:rPr>
+          <w:rFonts w:ascii="Times New Roman" w:hAnsi="Times New Roman" w:cs="Times New Roman"/>
+          <w:iCs/>
+        </w:rPr>
+        <w:t xml:space="preserve">Ấp Phương An 1, </w:t>
+      </w:r>
+      <w:r>
+        <w:rPr>
+          <w:rFonts w:ascii="Times New Roman" w:hAnsi="Times New Roman" w:cs="Times New Roman"/>
+        </w:rPr>
+        <w:t>xã Long Hưng, thành phố Cần Thơ</w:t>
+      </w:r>
+      <w:r>
+        <w:rPr>
+          <w:rFonts w:ascii="Times New Roman" w:hAnsi="Times New Roman" w:cs="Times New Roman"/>
+          <w:iCs/>
+        </w:rPr>
+        <w:t>, Việt Nam</w:t>
+      </w:r>
+    </w:p>
+    <w:p>
+      <w:pPr>
+        <w:rPr>
+          <w:rFonts w:ascii="Times New Roman" w:hAnsi="Times New Roman" w:cs="Times New Roman"/>
+          <w:iCs/>
+        </w:rPr>
+      </w:pPr>
+      <w:r>
+        <w:rPr>
+          <w:rFonts w:ascii="Times New Roman" w:hAnsi="Times New Roman" w:cs="Times New Roman"/>
+          <w:iCs/>
+        </w:rPr>
+        <w:t>5. Đại diện pháp luật</w:t>
+      </w:r>
+    </w:p>
+    <w:p>
+      <w:pPr>
+        <w:rPr>
+          <w:rFonts w:ascii="Times New Roman" w:hAnsi="Times New Roman" w:cs="Times New Roman"/>
+        </w:rPr>
+      </w:pPr>
+      <w:r>
+        <w:rPr>
+          <w:rFonts w:ascii="Times New Roman" w:hAnsi="Times New Roman" w:cs="Times New Roman"/>
+        </w:rPr>
+        <w:t>Chức danh: Chủ tịch công ty kiêm giám đốc</w:t>
+      </w:r>
+    </w:p>
+    <w:p>
+      <w:pPr>
+        <w:rPr>
+          <w:rFonts w:ascii="Times New Roman" w:hAnsi="Times New Roman" w:cs="Times New Roman"/>
+        </w:rPr>
+      </w:pPr>
+      <w:r>
+        <w:rPr>
+          <w:rFonts w:ascii="Times New Roman" w:hAnsi="Times New Roman" w:cs="Times New Roman"/>
+        </w:rPr>
+        <w:t xml:space="preserve">Họ và tên: LƯƠNG THỊ CẨM XUYẾN </w:t>
+      </w:r>
+    </w:p>
+    <w:p>
+      <w:pPr>
+        <w:rPr>
+          <w:rFonts w:ascii="Times New Roman" w:hAnsi="Times New Roman" w:cs="Times New Roman"/>
+          <w:iCs/>
+        </w:rPr>
+      </w:pPr>
+      <w:r>
+        <w:rPr>
+          <w:rFonts w:ascii="Times New Roman" w:hAnsi="Times New Roman" w:cs="Times New Roman"/>
+        </w:rPr>
+        <w:lastRenderedPageBreak/>
+        <w:t xml:space="preserve">Giới tính: </w:t>
+      </w:r>
+      <w:r>
+        <w:rPr>
+          <w:rFonts w:ascii="Times New Roman" w:hAnsi="Times New Roman" w:cs="Times New Roman"/>
+          <w:iCs/>
+        </w:rPr>
+        <w:t>Nữ</w:t>
+      </w:r>
+    </w:p>
+    <w:p>
+      <w:pPr>
+        <w:rPr>
+          <w:rFonts w:ascii="Times New Roman" w:hAnsi="Times New Roman" w:cs="Times New Roman"/>
+        </w:rPr>
+      </w:pPr>
+      <w:r>
+        <w:rPr>
+          <w:rFonts w:ascii="Times New Roman" w:hAnsi="Times New Roman" w:cs="Times New Roman"/>
+        </w:rPr>
+        <w:t xml:space="preserve"> Sinh ngày: </w:t>
+      </w:r>
+      <w:r>
+        <w:rPr>
+          <w:rFonts w:ascii="Times New Roman" w:hAnsi="Times New Roman" w:cs="Times New Roman"/>
+          <w:iCs/>
+        </w:rPr>
+        <w:t>01/01/1991</w:t>
+      </w:r>
+      <w:r>
+        <w:rPr>
+          <w:rFonts w:ascii="Times New Roman" w:hAnsi="Times New Roman" w:cs="Times New Roman"/>
+        </w:rPr>
+        <w:t xml:space="preserve"> </w:t>
+      </w:r>
+    </w:p>
+    <w:p>
+      <w:pPr>
+        <w:rPr>
+          <w:rFonts w:ascii="Times New Roman" w:hAnsi="Times New Roman" w:cs="Times New Roman"/>
+        </w:rPr>
+      </w:pPr>
+      <w:r>
+        <w:rPr>
+          <w:rFonts w:ascii="Times New Roman" w:hAnsi="Times New Roman" w:cs="Times New Roman"/>
+        </w:rPr>
+        <w:t xml:space="preserve">Dân tộc: </w:t>
+      </w:r>
+      <w:r>
+        <w:rPr>
+          <w:rFonts w:ascii="Times New Roman" w:hAnsi="Times New Roman" w:cs="Times New Roman"/>
+          <w:iCs/>
+        </w:rPr>
+        <w:t>Kinh</w:t>
+      </w:r>
+      <w:r>
+        <w:rPr>
+          <w:rFonts w:ascii="Times New Roman" w:hAnsi="Times New Roman" w:cs="Times New Roman"/>
+        </w:rPr>
+        <w:t xml:space="preserve"> </w:t>
+      </w:r>
+    </w:p>
+    <w:p>
+      <w:pPr>
+        <w:rPr>
+          <w:rFonts w:ascii="Times New Roman" w:hAnsi="Times New Roman" w:cs="Times New Roman"/>
+        </w:rPr>
+      </w:pPr>
+      <w:r>
+        <w:rPr>
+          <w:rFonts w:ascii="Times New Roman" w:hAnsi="Times New Roman" w:cs="Times New Roman"/>
+        </w:rPr>
+        <w:t xml:space="preserve">Quốc tịch: </w:t>
+      </w:r>
+      <w:r>
+        <w:rPr>
+          <w:rFonts w:ascii="Times New Roman" w:hAnsi="Times New Roman" w:cs="Times New Roman"/>
+          <w:iCs/>
+        </w:rPr>
+        <w:t>Việt Nam</w:t>
+      </w:r>
+      <w:r>
+        <w:rPr>
+          <w:rFonts w:ascii="Times New Roman" w:hAnsi="Times New Roman" w:cs="Times New Roman"/>
+        </w:rPr>
+        <w:t xml:space="preserve"> </w:t>
+      </w:r>
+    </w:p>
+    <w:p>
+      <w:pPr>
+        <w:rPr>
+          <w:rFonts w:ascii="Times New Roman" w:hAnsi="Times New Roman" w:cs="Times New Roman"/>
+        </w:rPr>
+      </w:pPr>
+      <w:r>
+        <w:rPr>
+          <w:rFonts w:ascii="Times New Roman" w:hAnsi="Times New Roman" w:cs="Times New Roman"/>
+        </w:rPr>
+        <w:t xml:space="preserve">Loại giấy tờ pháp lý của cá nhân: </w:t>
+      </w:r>
+      <w:r>
+        <w:rPr>
+          <w:rFonts w:ascii="Times New Roman" w:hAnsi="Times New Roman" w:cs="Times New Roman"/>
+          <w:iCs/>
+        </w:rPr>
+        <w:t>Thẻ căn cước công dân</w:t>
+      </w:r>
+      <w:r>
+        <w:rPr>
+          <w:rFonts w:ascii="Times New Roman" w:hAnsi="Times New Roman" w:cs="Times New Roman"/>
+        </w:rPr>
+        <w:t xml:space="preserve"> </w:t>
+      </w:r>
+    </w:p>
+    <w:p>
+      <w:pPr>
+        <w:rPr>
+          <w:rFonts w:ascii="Times New Roman" w:hAnsi="Times New Roman" w:cs="Times New Roman"/>
+        </w:rPr>
+      </w:pPr>
+      <w:r>
+        <w:rPr>
+          <w:rFonts w:ascii="Times New Roman" w:hAnsi="Times New Roman" w:cs="Times New Roman"/>
+        </w:rPr>
+        <w:t xml:space="preserve">Số giấy tờ pháp lý của cá nhân: </w:t>
+      </w:r>
+      <w:r>
+        <w:rPr>
+          <w:rFonts w:ascii="Times New Roman" w:hAnsi="Times New Roman" w:cs="Times New Roman"/>
+          <w:iCs/>
+        </w:rPr>
+        <w:t>094191002824</w:t>
+      </w:r>
+      <w:r>
+        <w:rPr>
+          <w:rFonts w:ascii="Times New Roman" w:hAnsi="Times New Roman" w:cs="Times New Roman"/>
+        </w:rPr>
+        <w:t xml:space="preserve"> </w:t>
+      </w:r>
+    </w:p>
+    <w:p>
+      <w:pPr>
+        <w:rPr>
+          <w:rFonts w:ascii="Times New Roman" w:hAnsi="Times New Roman" w:cs="Times New Roman"/>
+        </w:rPr>
+      </w:pPr>
+      <w:r>
+        <w:rPr>
+          <w:rFonts w:ascii="Times New Roman" w:hAnsi="Times New Roman" w:cs="Times New Roman"/>
+        </w:rPr>
+        <w:t xml:space="preserve">Ngày cấp: </w:t>
+      </w:r>
+      <w:r>
+        <w:rPr>
+          <w:rFonts w:ascii="Times New Roman" w:hAnsi="Times New Roman" w:cs="Times New Roman"/>
+          <w:iCs/>
+        </w:rPr>
+        <w:t>15/01/2023</w:t>
+      </w:r>
+      <w:r>
+        <w:rPr>
+          <w:rFonts w:ascii="Times New Roman" w:hAnsi="Times New Roman" w:cs="Times New Roman"/>
+        </w:rPr>
+        <w:t xml:space="preserve"> Nơi cấp: </w:t>
+      </w:r>
+      <w:r>
+        <w:rPr>
+          <w:rFonts w:ascii="Times New Roman" w:hAnsi="Times New Roman" w:cs="Times New Roman"/>
+          <w:iCs/>
+        </w:rPr>
+        <w:t>Cục cảnh sát quản lý hành chính về trật tự xã hội</w:t>
+      </w:r>
+      <w:r>
+        <w:rPr>
+          <w:rFonts w:ascii="Times New Roman" w:hAnsi="Times New Roman" w:cs="Times New Roman"/>
+        </w:rPr>
+        <w:t xml:space="preserve"> </w:t>
+      </w:r>
+    </w:p>
+    <w:p>
+      <w:pPr>
+        <w:rPr>
+          <w:rFonts w:ascii="Times New Roman" w:hAnsi="Times New Roman" w:cs="Times New Roman"/>
+        </w:rPr>
+      </w:pPr>
+      <w:r>
+        <w:rPr>
+          <w:rFonts w:ascii="Times New Roman" w:hAnsi="Times New Roman" w:cs="Times New Roman"/>
+        </w:rPr>
+        <w:t xml:space="preserve">Địa chỉ thường trú: </w:t>
+      </w:r>
+      <w:r>
+        <w:rPr>
+          <w:rFonts w:ascii="Times New Roman" w:hAnsi="Times New Roman" w:cs="Times New Roman"/>
+          <w:iCs/>
+        </w:rPr>
+        <w:t xml:space="preserve">Ấp Phương An 1, </w:t>
+      </w:r>
+      <w:r>
+        <w:rPr>
+          <w:rFonts w:ascii="Times New Roman" w:hAnsi="Times New Roman" w:cs="Times New Roman"/>
+        </w:rPr>
+        <w:t>xã Long Hưng, thành phố Cần Thơ</w:t>
+      </w:r>
+      <w:r>
+        <w:rPr>
+          <w:rFonts w:ascii="Times New Roman" w:hAnsi="Times New Roman" w:cs="Times New Roman"/>
+          <w:iCs/>
+        </w:rPr>
+        <w:t>, Việt Nam</w:t>
+      </w:r>
+      <w:r>
+        <w:rPr>
+          <w:rFonts w:ascii="Times New Roman" w:hAnsi="Times New Roman" w:cs="Times New Roman"/>
+        </w:rPr>
+        <w:t xml:space="preserve"> </w:t>
+      </w:r>
+    </w:p>
+    <w:p>
+      <w:pPr>
+        <w:rPr>
+          <w:rFonts w:ascii="Times New Roman" w:hAnsi="Times New Roman" w:cs="Times New Roman"/>
+        </w:rPr>
+      </w:pPr>
+      <w:r>
+        <w:rPr>
+          <w:rFonts w:ascii="Times New Roman" w:hAnsi="Times New Roman" w:cs="Times New Roman"/>
+        </w:rPr>
+        <w:t xml:space="preserve">Địa chỉ liên lạc: </w:t>
+      </w:r>
+      <w:r>
+        <w:rPr>
+          <w:rFonts w:ascii="Times New Roman" w:hAnsi="Times New Roman" w:cs="Times New Roman"/>
+          <w:iCs/>
+        </w:rPr>
+        <w:t xml:space="preserve">Ấp Phương An 1, </w:t>
+      </w:r>
+      <w:r>
+        <w:rPr>
+          <w:rFonts w:ascii="Times New Roman" w:hAnsi="Times New Roman" w:cs="Times New Roman"/>
+        </w:rPr>
+        <w:t>xã Long Hưng, thành phố Cần Thơ</w:t>
+      </w:r>
+      <w:r>
+        <w:rPr>
+          <w:rFonts w:ascii="Times New Roman" w:hAnsi="Times New Roman" w:cs="Times New Roman"/>
+          <w:iCs/>
+        </w:rPr>
+        <w:t>, Việt Nam</w:t>
+      </w:r>
+    </w:p>
+    <w:p>
+      <w:pPr>
+        <w:rPr>
+          <w:rFonts w:ascii="Times New Roman" w:hAnsi="Times New Roman" w:cs="Times New Roman"/>
+        </w:rPr>
+      </w:pPr>
+    </w:p>
+    <w:p>
+      <w:pPr>
+        <w:rPr>
+          <w:rFonts w:ascii="Times New Roman" w:hAnsi="Times New Roman" w:cs="Times New Roman"/>
+        </w:rPr>
+      </w:pPr>
+      <w:r>
+        <w:rPr>
+          <w:rFonts w:ascii="Times New Roman" w:hAnsi="Times New Roman" w:cs="Times New Roman"/>
+        </w:rPr>
+        <w:t xml:space="preserve">6. </w:t>
+      </w:r>
+      <w:r>
+        <w:rPr>
+          <w:rFonts w:ascii="Times New Roman" w:hAnsi="Times New Roman" w:cs="Times New Roman"/>
+        </w:rPr>
+        <w:t>Chủ sở hữu và đại diện pháp luật mới</w:t>
+      </w:r>
+      <w:r>
+        <w:rPr>
+          <w:rFonts w:ascii="Times New Roman" w:hAnsi="Times New Roman" w:cs="Times New Roman"/>
+        </w:rPr>
+        <w:t xml:space="preserve">(nhận chuyển nhượng </w:t>
+      </w:r>
+      <w:r>
+        <w:rPr>
+          <w:rFonts w:ascii="Times New Roman" w:hAnsi="Times New Roman" w:cs="Times New Roman"/>
+        </w:rPr>
+        <w:t xml:space="preserve">toàn bộ </w:t>
+      </w:r>
+      <w:r>
+        <w:rPr>
+          <w:rFonts w:ascii="Times New Roman" w:hAnsi="Times New Roman" w:cs="Times New Roman"/>
+        </w:rPr>
+        <w:t xml:space="preserve">phần </w:t>
+      </w:r>
+      <w:r>
+        <w:rPr>
+          <w:rFonts w:ascii="Times New Roman" w:hAnsi="Times New Roman" w:cs="Times New Roman"/>
+        </w:rPr>
+        <w:t>vốn góp</w:t>
+      </w:r>
+      <w:r>
+        <w:rPr>
+          <w:rFonts w:ascii="Times New Roman" w:hAnsi="Times New Roman" w:cs="Times New Roman"/>
+        </w:rPr>
+        <w:t xml:space="preserve"> từ </w:t>
+      </w:r>
+      <w:r>
+        <w:rPr>
+          <w:rFonts w:ascii="Times New Roman" w:hAnsi="Times New Roman" w:cs="Times New Roman"/>
+        </w:rPr>
+        <w:t>LƯƠNG THỊ CẨM XUYẾN</w:t>
+      </w:r>
+      <w:r>
+        <w:rPr>
+          <w:rFonts w:ascii="Times New Roman" w:hAnsi="Times New Roman" w:cs="Times New Roman"/>
+        </w:rPr>
+        <w:t>)</w:t>
+      </w:r>
+    </w:p>
+    <w:p>
+      <w:pPr>
+        <w:pStyle w:val="NormalWeb"/>
+        <w:numPr>
+          <w:ilvl w:val="0"/>
+          <w:numId w:val="1"/>
+        </w:numPr>
+      </w:pPr>
       <w:r>
         <w:rPr>
           <w:b/>
           <w:bCs/>
         </w:rPr>
-        <w:t>GIẤY CHỨNG NHẬN ĐĂNG KÝ DOANH NGHIỆP</w:t>
-      </w:r>
-      <w:r>
-        <w:t xml:space="preserve"> </w:t>
-      </w:r>
+        <w:t>Số định danh cá nhân:</w:t>
+      </w:r>
+      <w:r>
+        <w:t xml:space="preserve"> 094159001639</w:t>
+      </w:r>
+    </w:p>
+    <w:p>
+      <w:pPr>
+        <w:pStyle w:val="NormalWeb"/>
+        <w:numPr>
+          <w:ilvl w:val="0"/>
+          <w:numId w:val="1"/>
+        </w:numPr>
+      </w:pPr>
       <w:r>
         <w:rPr>
           <w:b/>
           <w:bCs/>
         </w:rPr>
-        <w:t>CÔNG TY TRÁCH NHIỆM HỮU HẠN MỘT THÀNH VIÊN</w:t>
-      </w:r>
-    </w:p>
-    <w:p>
-      <w:pPr>
+        <w:t>Họ, chữ đệm và tên:</w:t>
+      </w:r>
+      <w:r>
+        <w:t xml:space="preserve"> LƯƠNG THỊ HỒNG HOA</w:t>
+      </w:r>
+    </w:p>
+    <w:p>
+      <w:pPr>
+        <w:pStyle w:val="NormalWeb"/>
+        <w:numPr>
+          <w:ilvl w:val="0"/>
+          <w:numId w:val="1"/>
+        </w:numPr>
+      </w:pPr>
+      <w:r>
         <w:rPr>
           <w:b/>
           <w:bCs/>
         </w:rPr>
+        <w:t>Ngày, tháng, năm sinh:</w:t>
+      </w:r>
+      <w:r>
+        <w:t xml:space="preserve"> 01/01/1959</w:t>
+      </w:r>
+    </w:p>
+    <w:p>
+      <w:pPr>
+        <w:pStyle w:val="NormalWeb"/>
+        <w:numPr>
+          <w:ilvl w:val="0"/>
+          <w:numId w:val="1"/>
+        </w:numPr>
       </w:pPr>
       <w:r>
         <w:rPr>
           <w:b/>
           <w:bCs/>
         </w:rPr>
-        <w:t>Mã số doanh nghiệp: 3703042256</w:t>
-      </w:r>
-    </w:p>
-    <w:p>
+        <w:t>Giới tính:</w:t>
+      </w:r>
       <w:r>
         <w:t xml:space="preserve"> </w:t>
       </w:r>
@@ -45,210 +984,181 @@
           <w:i/>
           <w:iCs/>
         </w:rPr>
-        <w:t>Đăng ký lần đầu: ngày 08 tháng 03 năm 2022</w:t>
-      </w:r>
-      <w:r>
-        <w:t xml:space="preserve"> </w:t>
-      </w:r>
-      <w:r>
-        <w:rPr>
-          <w:i/>
-          <w:iCs/>
-        </w:rPr>
-        <w:t>Đăng ký thay đổi lần thứ: 1, ngày 17 tháng 03 năm 2023</w:t>
-      </w:r>
-    </w:p>
-    <w:p>
+        <w:t>Nữ</w:t>
+      </w:r>
+    </w:p>
+    <w:p>
+      <w:pPr>
+        <w:pStyle w:val="NormalWeb"/>
+        <w:numPr>
+          <w:ilvl w:val="0"/>
+          <w:numId w:val="1"/>
+        </w:numPr>
+      </w:pPr>
       <w:r>
         <w:rPr>
           <w:b/>
           <w:bCs/>
         </w:rPr>
-        <w:t>1. Tên công ty</w:t>
-      </w:r>
-      <w:r>
-        <w:t xml:space="preserve"> Tên công ty viết bằng tiếng Việt: CÔNG TY TNHH VĨNH HIỆP THUẬN Tên công ty viết bằng tiếng nước ngoài: Tên công ty viết tắt:</w:t>
-      </w:r>
-    </w:p>
-    <w:p>
+        <w:t>Quốc tịch:</w:t>
+      </w:r>
+      <w:r>
+        <w:t xml:space="preserve"> Việt Nam</w:t>
+      </w:r>
+    </w:p>
+    <w:p>
+      <w:pPr>
+        <w:pStyle w:val="NormalWeb"/>
+        <w:numPr>
+          <w:ilvl w:val="0"/>
+          <w:numId w:val="1"/>
+        </w:numPr>
+      </w:pPr>
       <w:r>
         <w:rPr>
           <w:b/>
           <w:bCs/>
         </w:rPr>
-        <w:t>2. Địa chỉ trụ sở chính</w:t>
-      </w:r>
-      <w:r>
-        <w:t xml:space="preserve"> </w:t>
-      </w:r>
-      <w:r>
-        <w:rPr>
-          <w:i/>
-          <w:iCs/>
-        </w:rPr>
-        <w:t>Thửa đất số 209, Tờ bản đồ 04 Đường Mỹ Phước-Tân Vạn, Khu phố Đông Thành, Phường Tân Đông Hiệp, Thành phố Dĩ An, Tỉnh Bình Dương, Việt Nam</w:t>
-      </w:r>
-      <w:r>
-        <w:t xml:space="preserve"> Điện thoại: </w:t>
-      </w:r>
-      <w:bookmarkStart w:id="0" w:name="_GoBack"/>
-      <w:r>
-        <w:t>0965874241</w:t>
-      </w:r>
-      <w:bookmarkEnd w:id="0"/>
-      <w:r>
-        <w:t xml:space="preserve"> Fax: Email: Website:</w:t>
-      </w:r>
-    </w:p>
-    <w:p>
+        <w:t>Ngày cấp căn cước:</w:t>
+      </w:r>
+      <w:r>
+        <w:t xml:space="preserve"> 12/11/2022</w:t>
+      </w:r>
+    </w:p>
+    <w:p>
+      <w:pPr>
+        <w:pStyle w:val="NormalWeb"/>
+        <w:numPr>
+          <w:ilvl w:val="0"/>
+          <w:numId w:val="1"/>
+        </w:numPr>
+      </w:pPr>
       <w:r>
         <w:rPr>
           <w:b/>
           <w:bCs/>
         </w:rPr>
-        <w:t>3. Vốn điều lệ</w:t>
-      </w:r>
-      <w:r>
-        <w:t xml:space="preserve"> 3.000.000.000 đồng</w:t>
-      </w:r>
-    </w:p>
-    <w:p>
-      <w:r>
-        <w:rPr>
-          <w:i/>
-          <w:iCs/>
-        </w:rPr>
-        <w:t>Bằng chữ: Ba tỷ đồng</w:t>
-      </w:r>
-    </w:p>
-    <w:p>
+        <w:t>Nơi cấp:</w:t>
+      </w:r>
+      <w:r>
+        <w:t xml:space="preserve"> Bộ Công </w:t>
+      </w:r>
+      <w:r>
+        <w:t>A</w:t>
+      </w:r>
+      <w:r>
+        <w:t>n</w:t>
+      </w:r>
+    </w:p>
+    <w:p>
+      <w:pPr>
+        <w:pStyle w:val="ListParagraph"/>
+        <w:numPr>
+          <w:ilvl w:val="0"/>
+          <w:numId w:val="1"/>
+        </w:numPr>
+        <w:rPr>
+          <w:rFonts w:ascii="Times New Roman" w:hAnsi="Times New Roman" w:cs="Times New Roman"/>
+        </w:rPr>
+      </w:pPr>
+      <w:r>
+        <w:rPr>
+          <w:rFonts w:ascii="Times New Roman" w:hAnsi="Times New Roman" w:cs="Times New Roman"/>
+        </w:rPr>
+        <w:t>Chức danh: Chủ tịch công ty kiêm giám đốc</w:t>
+      </w:r>
+    </w:p>
+    <w:p>
+      <w:pPr>
+        <w:pStyle w:val="ListParagraph"/>
+        <w:numPr>
+          <w:ilvl w:val="0"/>
+          <w:numId w:val="1"/>
+        </w:numPr>
+        <w:rPr>
+          <w:rFonts w:ascii="Times New Roman" w:hAnsi="Times New Roman" w:cs="Times New Roman"/>
+        </w:rPr>
+      </w:pPr>
+      <w:r>
+        <w:rPr>
+          <w:rFonts w:ascii="Times New Roman" w:hAnsi="Times New Roman" w:cs="Times New Roman"/>
+        </w:rPr>
+        <w:t>Số điện thoại</w:t>
+      </w:r>
+      <w:r>
+        <w:rPr>
+          <w:rFonts w:ascii="Times New Roman" w:hAnsi="Times New Roman" w:cs="Times New Roman"/>
+        </w:rPr>
+        <w:t xml:space="preserve">: </w:t>
+      </w:r>
+      <w:r>
+        <w:rPr>
+          <w:rFonts w:ascii="Times New Roman" w:hAnsi="Times New Roman" w:cs="Times New Roman"/>
+        </w:rPr>
+        <w:t>0939730057</w:t>
+      </w:r>
+      <w:bookmarkStart w:id="0" w:name="_GoBack"/>
+      <w:bookmarkEnd w:id="0"/>
+    </w:p>
+    <w:p>
+      <w:pPr>
+        <w:pStyle w:val="NormalWeb"/>
+        <w:numPr>
+          <w:ilvl w:val="0"/>
+          <w:numId w:val="2"/>
+        </w:numPr>
+      </w:pPr>
       <w:r>
         <w:rPr>
           <w:b/>
           <w:bCs/>
         </w:rPr>
-        <w:t>4. Thông tin về chủ sở hữu</w:t>
-      </w:r>
-      <w:r>
-        <w:t xml:space="preserve"> Họ và tên: LƯƠNG THỊ CẨM XUYẾN Giới tính: </w:t>
-      </w:r>
-      <w:r>
-        <w:rPr>
-          <w:i/>
-          <w:iCs/>
-        </w:rPr>
-        <w:t>Nữ</w:t>
-      </w:r>
-      <w:r>
-        <w:t xml:space="preserve"> Sinh ngày: </w:t>
-      </w:r>
-      <w:r>
-        <w:rPr>
-          <w:i/>
-          <w:iCs/>
-        </w:rPr>
-        <w:t>01/01/1991</w:t>
-      </w:r>
-      <w:r>
-        <w:t xml:space="preserve"> Dân tộc: </w:t>
-      </w:r>
-      <w:r>
-        <w:rPr>
-          <w:i/>
-          <w:iCs/>
-        </w:rPr>
-        <w:t>Kinh</w:t>
-      </w:r>
-      <w:r>
-        <w:t xml:space="preserve"> Quốc tịch: </w:t>
-      </w:r>
-      <w:r>
-        <w:rPr>
-          <w:i/>
-          <w:iCs/>
-        </w:rPr>
-        <w:t>Việt Nam</w:t>
-      </w:r>
-      <w:r>
-        <w:t xml:space="preserve"> Loại giấy tờ pháp lý của cá nhân: </w:t>
-      </w:r>
-      <w:r>
-        <w:rPr>
-          <w:i/>
-          <w:iCs/>
-        </w:rPr>
-        <w:t>Thẻ căn cước công dân</w:t>
-      </w:r>
-      <w:r>
-        <w:t xml:space="preserve"> Số giấy tờ pháp lý của cá nhân: </w:t>
-      </w:r>
-      <w:r>
-        <w:rPr>
-          <w:i/>
-          <w:iCs/>
-        </w:rPr>
-        <w:t>094191002824</w:t>
-      </w:r>
-      <w:r>
-        <w:t xml:space="preserve"> Ngày cấp: </w:t>
-      </w:r>
-      <w:r>
-        <w:rPr>
-          <w:i/>
-          <w:iCs/>
-        </w:rPr>
-        <w:t>15/01/2023</w:t>
-      </w:r>
-      <w:r>
-        <w:t xml:space="preserve"> Nơi cấp: </w:t>
-      </w:r>
-      <w:r>
-        <w:rPr>
-          <w:i/>
-          <w:iCs/>
-        </w:rPr>
-        <w:t>Cục cảnh sát quản lý hành chính về trật tự xã hội</w:t>
-      </w:r>
-      <w:r>
-        <w:t xml:space="preserve"> </w:t>
-      </w:r>
-    </w:p>
-    <w:p>
-      <w:r>
-        <w:t xml:space="preserve">Địa chỉ thường trú: </w:t>
-      </w:r>
-      <w:r>
-        <w:rPr>
-          <w:i/>
-          <w:iCs/>
-        </w:rPr>
-        <w:t xml:space="preserve">Ấp Phương An 1, </w:t>
-      </w:r>
-      <w:r>
-        <w:t>xã Long Hưng</w:t>
-      </w:r>
-      <w:r>
-        <w:t>, thành phố Cần Thơ</w:t>
-      </w:r>
-      <w:r>
-        <w:rPr>
-          <w:i/>
-          <w:iCs/>
-        </w:rPr>
-        <w:t>, Việt Nam</w:t>
-      </w:r>
-      <w:r>
-        <w:t xml:space="preserve"> Địa chỉ liên lạc: </w:t>
-      </w:r>
-      <w:r>
-        <w:rPr>
-          <w:i/>
-          <w:iCs/>
-        </w:rPr>
-        <w:t>Thửa đất số 209, Tờ bản đồ 04 Đường Mỹ Phước-Tân Vạn, Khu phố Đông Thành, Phường Tân Đông Hiệp, Thành phố Dĩ An, Tỉnh Bình Dương, Việt Nam</w:t>
-      </w:r>
-    </w:p>
-    <w:p/>
+        <w:t>Địa chỉ</w:t>
+      </w:r>
+      <w:r>
+        <w:rPr>
+          <w:b/>
+          <w:bCs/>
+        </w:rPr>
+        <w:t xml:space="preserve"> thường trú:</w:t>
+      </w:r>
+      <w:r>
+        <w:t xml:space="preserve"> Ấp Lai Hòa, Xã Lai Hòa, Thành phố Cần Thơ</w:t>
+      </w:r>
+    </w:p>
+    <w:p>
+      <w:pPr>
+        <w:pStyle w:val="NormalWeb"/>
+        <w:numPr>
+          <w:ilvl w:val="0"/>
+          <w:numId w:val="2"/>
+        </w:numPr>
+      </w:pPr>
+      <w:r>
+        <w:rPr>
+          <w:b/>
+          <w:bCs/>
+        </w:rPr>
+        <w:t>Địa chỉ liên lạc</w:t>
+      </w:r>
+      <w:r>
+        <w:rPr>
+          <w:b/>
+          <w:bCs/>
+        </w:rPr>
+        <w:t>:</w:t>
+      </w:r>
+      <w:r>
+        <w:t xml:space="preserve"> số 19/9 khu phố đông b, Phường Đông Hòa, Thành phố Hồ Chí Minh</w:t>
+      </w:r>
+    </w:p>
+    <w:p>
+      <w:pPr>
+        <w:rPr>
+          <w:rFonts w:ascii="Times New Roman" w:hAnsi="Times New Roman" w:cs="Times New Roman"/>
+        </w:rPr>
+      </w:pPr>
+    </w:p>
     <w:sectPr>
       <w:pgSz w:w="12240" w:h="15840"/>
       <w:pgMar w:top="1440" w:right="1440" w:bottom="1440" w:left="1440" w:header="720" w:footer="720" w:gutter="0"/>
@@ -257,6 +1167,315 @@
     </w:sectPr>
   </w:body>
 </w:document>
+</file>
+
+<file path=word/numbering.xml><?xml version="1.0" encoding="utf-8"?>
+<w:numbering xmlns:wpc="http://schemas.microsoft.com/office/word/2010/wordprocessingCanvas" xmlns:cx="http://schemas.microsoft.com/office/drawing/2014/chartex" xmlns:cx1="http://schemas.microsoft.com/office/drawing/2015/9/8/chartex" xmlns:mc="http://schemas.openxmlformats.org/markup-compatibility/2006" xmlns:o="urn:schemas-microsoft-com:office:office" xmlns:r="http://schemas.openxmlformats.org/officeDocument/2006/relationships" xmlns:m="http://schemas.openxmlformats.org/officeDocument/2006/math" xmlns:v="urn:schemas-microsoft-com:vml" xmlns:wp14="http://schemas.microsoft.com/office/word/2010/wordprocessingDrawing" xmlns:wp="http://schemas.openxmlformats.org/drawingml/2006/wordprocessingDrawing" xmlns:w10="urn:schemas-microsoft-com:office:word" xmlns:w="http://schemas.openxmlformats.org/wordprocessingml/2006/main" xmlns:w14="http://schemas.microsoft.com/office/word/2010/wordml" xmlns:w15="http://schemas.microsoft.com/office/word/2012/wordml" xmlns:w16se="http://schemas.microsoft.com/office/word/2015/wordml/symex" xmlns:wpg="http://schemas.microsoft.com/office/word/2010/wordprocessingGroup" xmlns:wpi="http://schemas.microsoft.com/office/word/2010/wordprocessingInk" xmlns:wne="http://schemas.microsoft.com/office/word/2006/wordml" xmlns:wps="http://schemas.microsoft.com/office/word/2010/wordprocessingShape" mc:Ignorable="w14 w15 w16se wp14">
+  <w:abstractNum w:abstractNumId="0" w15:restartNumberingAfterBreak="0">
+    <w:nsid w:val="25D0662F"/>
+    <w:multiLevelType w:val="multilevel"/>
+    <w:tmpl w:val="D1CC058E"/>
+    <w:lvl w:ilvl="0">
+      <w:start w:val="1"/>
+      <w:numFmt w:val="bullet"/>
+      <w:lvlText w:val=""/>
+      <w:lvlJc w:val="left"/>
+      <w:pPr>
+        <w:tabs>
+          <w:tab w:val="num" w:pos="720"/>
+        </w:tabs>
+        <w:ind w:left="720" w:hanging="360"/>
+      </w:pPr>
+      <w:rPr>
+        <w:rFonts w:ascii="Symbol" w:hAnsi="Symbol" w:hint="default"/>
+        <w:sz w:val="20"/>
+      </w:rPr>
+    </w:lvl>
+    <w:lvl w:ilvl="1" w:tentative="1">
+      <w:start w:val="1"/>
+      <w:numFmt w:val="bullet"/>
+      <w:lvlText w:val="o"/>
+      <w:lvlJc w:val="left"/>
+      <w:pPr>
+        <w:tabs>
+          <w:tab w:val="num" w:pos="1440"/>
+        </w:tabs>
+        <w:ind w:left="1440" w:hanging="360"/>
+      </w:pPr>
+      <w:rPr>
+        <w:rFonts w:ascii="Courier New" w:hAnsi="Courier New" w:hint="default"/>
+        <w:sz w:val="20"/>
+      </w:rPr>
+    </w:lvl>
+    <w:lvl w:ilvl="2" w:tentative="1">
+      <w:start w:val="1"/>
+      <w:numFmt w:val="bullet"/>
+      <w:lvlText w:val=""/>
+      <w:lvlJc w:val="left"/>
+      <w:pPr>
+        <w:tabs>
+          <w:tab w:val="num" w:pos="2160"/>
+        </w:tabs>
+        <w:ind w:left="2160" w:hanging="360"/>
+      </w:pPr>
+      <w:rPr>
+        <w:rFonts w:ascii="Wingdings" w:hAnsi="Wingdings" w:hint="default"/>
+        <w:sz w:val="20"/>
+      </w:rPr>
+    </w:lvl>
+    <w:lvl w:ilvl="3" w:tentative="1">
+      <w:start w:val="1"/>
+      <w:numFmt w:val="bullet"/>
+      <w:lvlText w:val=""/>
+      <w:lvlJc w:val="left"/>
+      <w:pPr>
+        <w:tabs>
+          <w:tab w:val="num" w:pos="2880"/>
+        </w:tabs>
+        <w:ind w:left="2880" w:hanging="360"/>
+      </w:pPr>
+      <w:rPr>
+        <w:rFonts w:ascii="Wingdings" w:hAnsi="Wingdings" w:hint="default"/>
+        <w:sz w:val="20"/>
+      </w:rPr>
+    </w:lvl>
+    <w:lvl w:ilvl="4" w:tentative="1">
+      <w:start w:val="1"/>
+      <w:numFmt w:val="bullet"/>
+      <w:lvlText w:val=""/>
+      <w:lvlJc w:val="left"/>
+      <w:pPr>
+        <w:tabs>
+          <w:tab w:val="num" w:pos="3600"/>
+        </w:tabs>
+        <w:ind w:left="3600" w:hanging="360"/>
+      </w:pPr>
+      <w:rPr>
+        <w:rFonts w:ascii="Wingdings" w:hAnsi="Wingdings" w:hint="default"/>
+        <w:sz w:val="20"/>
+      </w:rPr>
+    </w:lvl>
+    <w:lvl w:ilvl="5" w:tentative="1">
+      <w:start w:val="1"/>
+      <w:numFmt w:val="bullet"/>
+      <w:lvlText w:val=""/>
+      <w:lvlJc w:val="left"/>
+      <w:pPr>
+        <w:tabs>
+          <w:tab w:val="num" w:pos="4320"/>
+        </w:tabs>
+        <w:ind w:left="4320" w:hanging="360"/>
+      </w:pPr>
+      <w:rPr>
+        <w:rFonts w:ascii="Wingdings" w:hAnsi="Wingdings" w:hint="default"/>
+        <w:sz w:val="20"/>
+      </w:rPr>
+    </w:lvl>
+    <w:lvl w:ilvl="6" w:tentative="1">
+      <w:start w:val="1"/>
+      <w:numFmt w:val="bullet"/>
+      <w:lvlText w:val=""/>
+      <w:lvlJc w:val="left"/>
+      <w:pPr>
+        <w:tabs>
+          <w:tab w:val="num" w:pos="5040"/>
+        </w:tabs>
+        <w:ind w:left="5040" w:hanging="360"/>
+      </w:pPr>
+      <w:rPr>
+        <w:rFonts w:ascii="Wingdings" w:hAnsi="Wingdings" w:hint="default"/>
+        <w:sz w:val="20"/>
+      </w:rPr>
+    </w:lvl>
+    <w:lvl w:ilvl="7" w:tentative="1">
+      <w:start w:val="1"/>
+      <w:numFmt w:val="bullet"/>
+      <w:lvlText w:val=""/>
+      <w:lvlJc w:val="left"/>
+      <w:pPr>
+        <w:tabs>
+          <w:tab w:val="num" w:pos="5760"/>
+        </w:tabs>
+        <w:ind w:left="5760" w:hanging="360"/>
+      </w:pPr>
+      <w:rPr>
+        <w:rFonts w:ascii="Wingdings" w:hAnsi="Wingdings" w:hint="default"/>
+        <w:sz w:val="20"/>
+      </w:rPr>
+    </w:lvl>
+    <w:lvl w:ilvl="8" w:tentative="1">
+      <w:start w:val="1"/>
+      <w:numFmt w:val="bullet"/>
+      <w:lvlText w:val=""/>
+      <w:lvlJc w:val="left"/>
+      <w:pPr>
+        <w:tabs>
+          <w:tab w:val="num" w:pos="6480"/>
+        </w:tabs>
+        <w:ind w:left="6480" w:hanging="360"/>
+      </w:pPr>
+      <w:rPr>
+        <w:rFonts w:ascii="Wingdings" w:hAnsi="Wingdings" w:hint="default"/>
+        <w:sz w:val="20"/>
+      </w:rPr>
+    </w:lvl>
+  </w:abstractNum>
+  <w:abstractNum w:abstractNumId="1" w15:restartNumberingAfterBreak="0">
+    <w:nsid w:val="7F1D3ED9"/>
+    <w:multiLevelType w:val="multilevel"/>
+    <w:tmpl w:val="B9D00DDE"/>
+    <w:lvl w:ilvl="0">
+      <w:start w:val="1"/>
+      <w:numFmt w:val="bullet"/>
+      <w:lvlText w:val=""/>
+      <w:lvlJc w:val="left"/>
+      <w:pPr>
+        <w:tabs>
+          <w:tab w:val="num" w:pos="720"/>
+        </w:tabs>
+        <w:ind w:left="720" w:hanging="360"/>
+      </w:pPr>
+      <w:rPr>
+        <w:rFonts w:ascii="Symbol" w:hAnsi="Symbol" w:hint="default"/>
+        <w:sz w:val="20"/>
+      </w:rPr>
+    </w:lvl>
+    <w:lvl w:ilvl="1" w:tentative="1">
+      <w:start w:val="1"/>
+      <w:numFmt w:val="bullet"/>
+      <w:lvlText w:val="o"/>
+      <w:lvlJc w:val="left"/>
+      <w:pPr>
+        <w:tabs>
+          <w:tab w:val="num" w:pos="1440"/>
+        </w:tabs>
+        <w:ind w:left="1440" w:hanging="360"/>
+      </w:pPr>
+      <w:rPr>
+        <w:rFonts w:ascii="Courier New" w:hAnsi="Courier New" w:hint="default"/>
+        <w:sz w:val="20"/>
+      </w:rPr>
+    </w:lvl>
+    <w:lvl w:ilvl="2" w:tentative="1">
+      <w:start w:val="1"/>
+      <w:numFmt w:val="bullet"/>
+      <w:lvlText w:val=""/>
+      <w:lvlJc w:val="left"/>
+      <w:pPr>
+        <w:tabs>
+          <w:tab w:val="num" w:pos="2160"/>
+        </w:tabs>
+        <w:ind w:left="2160" w:hanging="360"/>
+      </w:pPr>
+      <w:rPr>
+        <w:rFonts w:ascii="Wingdings" w:hAnsi="Wingdings" w:hint="default"/>
+        <w:sz w:val="20"/>
+      </w:rPr>
+    </w:lvl>
+    <w:lvl w:ilvl="3" w:tentative="1">
+      <w:start w:val="1"/>
+      <w:numFmt w:val="bullet"/>
+      <w:lvlText w:val=""/>
+      <w:lvlJc w:val="left"/>
+      <w:pPr>
+        <w:tabs>
+          <w:tab w:val="num" w:pos="2880"/>
+        </w:tabs>
+        <w:ind w:left="2880" w:hanging="360"/>
+      </w:pPr>
+      <w:rPr>
+        <w:rFonts w:ascii="Wingdings" w:hAnsi="Wingdings" w:hint="default"/>
+        <w:sz w:val="20"/>
+      </w:rPr>
+    </w:lvl>
+    <w:lvl w:ilvl="4" w:tentative="1">
+      <w:start w:val="1"/>
+      <w:numFmt w:val="bullet"/>
+      <w:lvlText w:val=""/>
+      <w:lvlJc w:val="left"/>
+      <w:pPr>
+        <w:tabs>
+          <w:tab w:val="num" w:pos="3600"/>
+        </w:tabs>
+        <w:ind w:left="3600" w:hanging="360"/>
+      </w:pPr>
+      <w:rPr>
+        <w:rFonts w:ascii="Wingdings" w:hAnsi="Wingdings" w:hint="default"/>
+        <w:sz w:val="20"/>
+      </w:rPr>
+    </w:lvl>
+    <w:lvl w:ilvl="5" w:tentative="1">
+      <w:start w:val="1"/>
+      <w:numFmt w:val="bullet"/>
+      <w:lvlText w:val=""/>
+      <w:lvlJc w:val="left"/>
+      <w:pPr>
+        <w:tabs>
+          <w:tab w:val="num" w:pos="4320"/>
+        </w:tabs>
+        <w:ind w:left="4320" w:hanging="360"/>
+      </w:pPr>
+      <w:rPr>
+        <w:rFonts w:ascii="Wingdings" w:hAnsi="Wingdings" w:hint="default"/>
+        <w:sz w:val="20"/>
+      </w:rPr>
+    </w:lvl>
+    <w:lvl w:ilvl="6" w:tentative="1">
+      <w:start w:val="1"/>
+      <w:numFmt w:val="bullet"/>
+      <w:lvlText w:val=""/>
+      <w:lvlJc w:val="left"/>
+      <w:pPr>
+        <w:tabs>
+          <w:tab w:val="num" w:pos="5040"/>
+        </w:tabs>
+        <w:ind w:left="5040" w:hanging="360"/>
+      </w:pPr>
+      <w:rPr>
+        <w:rFonts w:ascii="Wingdings" w:hAnsi="Wingdings" w:hint="default"/>
+        <w:sz w:val="20"/>
+      </w:rPr>
+    </w:lvl>
+    <w:lvl w:ilvl="7" w:tentative="1">
+      <w:start w:val="1"/>
+      <w:numFmt w:val="bullet"/>
+      <w:lvlText w:val=""/>
+      <w:lvlJc w:val="left"/>
+      <w:pPr>
+        <w:tabs>
+          <w:tab w:val="num" w:pos="5760"/>
+        </w:tabs>
+        <w:ind w:left="5760" w:hanging="360"/>
+      </w:pPr>
+      <w:rPr>
+        <w:rFonts w:ascii="Wingdings" w:hAnsi="Wingdings" w:hint="default"/>
+        <w:sz w:val="20"/>
+      </w:rPr>
+    </w:lvl>
+    <w:lvl w:ilvl="8" w:tentative="1">
+      <w:start w:val="1"/>
+      <w:numFmt w:val="bullet"/>
+      <w:lvlText w:val=""/>
+      <w:lvlJc w:val="left"/>
+      <w:pPr>
+        <w:tabs>
+          <w:tab w:val="num" w:pos="6480"/>
+        </w:tabs>
+        <w:ind w:left="6480" w:hanging="360"/>
+      </w:pPr>
+      <w:rPr>
+        <w:rFonts w:ascii="Wingdings" w:hAnsi="Wingdings" w:hint="default"/>
+        <w:sz w:val="20"/>
+      </w:rPr>
+    </w:lvl>
+  </w:abstractNum>
+  <w:num w:numId="1">
+    <w:abstractNumId w:val="1"/>
+  </w:num>
+  <w:num w:numId="2">
+    <w:abstractNumId w:val="0"/>
+  </w:num>
+</w:numbering>
 </file>
 
 <file path=word/styles.xml><?xml version="1.0" encoding="utf-8"?>
@@ -1171,6 +2390,22 @@
       <w:spacing w:val="5"/>
     </w:rPr>
   </w:style>
+  <w:style w:type="paragraph" w:styleId="NormalWeb">
+    <w:name w:val="Normal (Web)"/>
+    <w:basedOn w:val="Normal"/>
+    <w:uiPriority w:val="99"/>
+    <w:semiHidden/>
+    <w:unhideWhenUsed/>
+    <w:rsid w:val="004C2BCA"/>
+    <w:pPr>
+      <w:spacing w:before="100" w:beforeAutospacing="1" w:after="100" w:afterAutospacing="1" w:line="240" w:lineRule="auto"/>
+    </w:pPr>
+    <w:rPr>
+      <w:rFonts w:ascii="Times New Roman" w:eastAsia="Times New Roman" w:hAnsi="Times New Roman" w:cs="Times New Roman"/>
+      <w:kern w:val="0"/>
+      <w14:ligatures w14:val="none"/>
+    </w:rPr>
+  </w:style>
 </w:styles>
 </file>
 

--- a/CÔNG TY TNHH VĨNH HIỆP THUẬN/Notes.docx
+++ b/CÔNG TY TNHH VĨNH HIỆP THUẬN/Notes.docx
@@ -180,8 +180,16 @@
         <w:rPr>
           <w:rFonts w:ascii="Times New Roman" w:hAnsi="Times New Roman" w:cs="Times New Roman"/>
         </w:rPr>
-        <w:t>Điện thoại: 0965874241</w:t>
-      </w:r>
+        <w:t xml:space="preserve">Điện thoại: </w:t>
+      </w:r>
+      <w:r>
+        <w:rPr>
+          <w:rFonts w:ascii="Times New Roman" w:hAnsi="Times New Roman" w:cs="Times New Roman"/>
+        </w:rPr>
+        <w:t>0939730057</w:t>
+      </w:r>
+      <w:bookmarkStart w:id="0" w:name="_GoBack"/>
+      <w:bookmarkEnd w:id="0"/>
     </w:p>
     <w:p>
       <w:pPr>
@@ -1097,8 +1105,6 @@
         </w:rPr>
         <w:t>0939730057</w:t>
       </w:r>
-      <w:bookmarkStart w:id="0" w:name="_GoBack"/>
-      <w:bookmarkEnd w:id="0"/>
     </w:p>
     <w:p>
       <w:pPr>
@@ -1154,6 +1160,239 @@
     </w:p>
     <w:p>
       <w:pPr>
+        <w:rPr>
+          <w:rFonts w:ascii="Times New Roman" w:hAnsi="Times New Roman" w:cs="Times New Roman"/>
+        </w:rPr>
+      </w:pPr>
+      <w:r>
+        <w:rPr>
+          <w:rFonts w:ascii="Times New Roman" w:hAnsi="Times New Roman" w:cs="Times New Roman"/>
+        </w:rPr>
+        <w:t>Nội dung thay đổi:</w:t>
+      </w:r>
+    </w:p>
+    <w:p>
+      <w:pPr>
+        <w:pStyle w:val="ListParagraph"/>
+        <w:numPr>
+          <w:ilvl w:val="0"/>
+          <w:numId w:val="3"/>
+        </w:numPr>
+        <w:rPr>
+          <w:rFonts w:ascii="Times New Roman" w:hAnsi="Times New Roman" w:cs="Times New Roman"/>
+        </w:rPr>
+      </w:pPr>
+      <w:r>
+        <w:rPr>
+          <w:rFonts w:ascii="Times New Roman" w:hAnsi="Times New Roman" w:cs="Times New Roman"/>
+        </w:rPr>
+        <w:t xml:space="preserve">Cập nhật số điện thoại: </w:t>
+      </w:r>
+      <w:r>
+        <w:rPr>
+          <w:rFonts w:ascii="Times New Roman" w:hAnsi="Times New Roman" w:cs="Times New Roman"/>
+        </w:rPr>
+        <w:t>0939730057</w:t>
+      </w:r>
+    </w:p>
+    <w:p>
+      <w:pPr>
+        <w:pStyle w:val="ListParagraph"/>
+        <w:numPr>
+          <w:ilvl w:val="0"/>
+          <w:numId w:val="3"/>
+        </w:numPr>
+        <w:rPr>
+          <w:rFonts w:ascii="Times New Roman" w:hAnsi="Times New Roman" w:cs="Times New Roman"/>
+        </w:rPr>
+      </w:pPr>
+      <w:r>
+        <w:rPr>
+          <w:rFonts w:ascii="Times New Roman" w:hAnsi="Times New Roman" w:cs="Times New Roman"/>
+        </w:rPr>
+        <w:t xml:space="preserve">Cập nhật địa chỉ trụ sở do sáp nhập tỉnh thành: </w:t>
+      </w:r>
+      <w:r>
+        <w:rPr>
+          <w:rFonts w:ascii="Times New Roman" w:hAnsi="Times New Roman" w:cs="Times New Roman"/>
+          <w:iCs/>
+        </w:rPr>
+        <w:t>Thửa đất số 209, Tờ bản đồ 04 Đường Mỹ Phước-Tân Vạn, Khu phố Đông Thành, Phường Tân Đông Hiệp, Thành phố Hồ Chí Minh, Việt Nam</w:t>
+      </w:r>
+    </w:p>
+    <w:p>
+      <w:pPr>
+        <w:pStyle w:val="ListParagraph"/>
+        <w:numPr>
+          <w:ilvl w:val="0"/>
+          <w:numId w:val="3"/>
+        </w:numPr>
+        <w:rPr>
+          <w:rFonts w:ascii="Times New Roman" w:hAnsi="Times New Roman" w:cs="Times New Roman"/>
+        </w:rPr>
+      </w:pPr>
+      <w:r>
+        <w:rPr>
+          <w:rFonts w:ascii="Times New Roman" w:hAnsi="Times New Roman" w:cs="Times New Roman"/>
+          <w:iCs/>
+        </w:rPr>
+        <w:t>Cập nhật ngành nghề:</w:t>
+      </w:r>
+    </w:p>
+    <w:p>
+      <w:pPr>
+        <w:pStyle w:val="ListParagraph"/>
+        <w:numPr>
+          <w:ilvl w:val="1"/>
+          <w:numId w:val="3"/>
+        </w:numPr>
+        <w:rPr>
+          <w:rFonts w:ascii="Times New Roman" w:hAnsi="Times New Roman" w:cs="Times New Roman"/>
+        </w:rPr>
+      </w:pPr>
+      <w:r>
+        <w:rPr>
+          <w:rFonts w:ascii="Times New Roman" w:hAnsi="Times New Roman" w:cs="Times New Roman"/>
+          <w:iCs/>
+        </w:rPr>
+        <w:t xml:space="preserve">Bỏ ngành nghề: </w:t>
+      </w:r>
+      <w:r>
+        <w:rPr>
+          <w:rFonts w:ascii="Times New Roman" w:hAnsi="Times New Roman" w:cs="Times New Roman"/>
+          <w:iCs/>
+        </w:rPr>
+        <w:t>4669</w:t>
+      </w:r>
+      <w:r>
+        <w:rPr>
+          <w:rFonts w:ascii="Times New Roman" w:hAnsi="Times New Roman" w:cs="Times New Roman"/>
+          <w:iCs/>
+        </w:rPr>
+        <w:t>;</w:t>
+      </w:r>
+      <w:r>
+        <w:t xml:space="preserve"> </w:t>
+      </w:r>
+      <w:r>
+        <w:rPr>
+          <w:rFonts w:ascii="Times New Roman" w:hAnsi="Times New Roman" w:cs="Times New Roman"/>
+          <w:iCs/>
+        </w:rPr>
+        <w:t>Bán buôn chuyên doanh khác chưa được phân vào đâu</w:t>
+      </w:r>
+    </w:p>
+    <w:p>
+      <w:pPr>
+        <w:pStyle w:val="ListParagraph"/>
+        <w:numPr>
+          <w:ilvl w:val="2"/>
+          <w:numId w:val="3"/>
+        </w:numPr>
+        <w:rPr>
+          <w:rFonts w:ascii="Times New Roman" w:hAnsi="Times New Roman" w:cs="Times New Roman"/>
+        </w:rPr>
+      </w:pPr>
+      <w:r>
+        <w:rPr>
+          <w:rFonts w:ascii="Times New Roman" w:hAnsi="Times New Roman" w:cs="Times New Roman"/>
+        </w:rPr>
+        <w:t xml:space="preserve">Chi tiết: Bán buôn cao su; Bán buôn, xuất nhập khẩu hạt nhựa nguyên sinh và tái sinh: HDPE, LLD, PE, LDPE, PP; Bán buôn, xuất nhập khẩu chậu nhựa pp, HDPE; Bán buôn, xuất nhập khẩu bao bì-băng keo-màng PE, </w:t>
+      </w:r>
+      <w:r>
+        <w:rPr>
+          <w:rFonts w:ascii="Times New Roman" w:hAnsi="Times New Roman" w:cs="Times New Roman"/>
+        </w:rPr>
+        <w:lastRenderedPageBreak/>
+        <w:t>HDPE, LLD, LDPE, PP; Bán buôn, xuất nhập khẩu các sản phẩm nhựa, nguyên liệu từ nhựa, bột màu, hạt nhựa màu. Bán buôn, xuất nhập khẩu hóa chất công nghiệp</w:t>
+      </w:r>
+    </w:p>
+    <w:p>
+      <w:pPr>
+        <w:pStyle w:val="ListParagraph"/>
+        <w:numPr>
+          <w:ilvl w:val="1"/>
+          <w:numId w:val="3"/>
+        </w:numPr>
+        <w:rPr>
+          <w:rFonts w:ascii="Times New Roman" w:hAnsi="Times New Roman" w:cs="Times New Roman"/>
+        </w:rPr>
+      </w:pPr>
+      <w:r>
+        <w:rPr>
+          <w:rFonts w:ascii="Times New Roman" w:hAnsi="Times New Roman" w:cs="Times New Roman"/>
+        </w:rPr>
+        <w:t xml:space="preserve">Bổ sung ngành nghề: </w:t>
+      </w:r>
+      <w:r>
+        <w:rPr>
+          <w:rFonts w:ascii="Times New Roman" w:hAnsi="Times New Roman" w:cs="Times New Roman"/>
+          <w:iCs/>
+        </w:rPr>
+        <w:t>46</w:t>
+      </w:r>
+      <w:r>
+        <w:rPr>
+          <w:rFonts w:ascii="Times New Roman" w:hAnsi="Times New Roman" w:cs="Times New Roman"/>
+          <w:iCs/>
+        </w:rPr>
+        <w:t>7</w:t>
+      </w:r>
+      <w:r>
+        <w:rPr>
+          <w:rFonts w:ascii="Times New Roman" w:hAnsi="Times New Roman" w:cs="Times New Roman"/>
+          <w:iCs/>
+        </w:rPr>
+        <w:t>9</w:t>
+      </w:r>
+      <w:r>
+        <w:rPr>
+          <w:rFonts w:ascii="Times New Roman" w:hAnsi="Times New Roman" w:cs="Times New Roman"/>
+          <w:iCs/>
+        </w:rPr>
+        <w:t>;</w:t>
+      </w:r>
+      <w:r>
+        <w:t xml:space="preserve"> </w:t>
+      </w:r>
+      <w:r>
+        <w:rPr>
+          <w:rFonts w:ascii="Times New Roman" w:hAnsi="Times New Roman" w:cs="Times New Roman"/>
+          <w:iCs/>
+        </w:rPr>
+        <w:t>Bán buôn chuyên doanh khác chưa được phân vào đâu</w:t>
+      </w:r>
+    </w:p>
+    <w:p>
+      <w:pPr>
+        <w:pStyle w:val="ListParagraph"/>
+        <w:numPr>
+          <w:ilvl w:val="2"/>
+          <w:numId w:val="3"/>
+        </w:numPr>
+        <w:rPr>
+          <w:rFonts w:ascii="Times New Roman" w:hAnsi="Times New Roman" w:cs="Times New Roman"/>
+        </w:rPr>
+      </w:pPr>
+      <w:r>
+        <w:rPr>
+          <w:rFonts w:ascii="Times New Roman" w:hAnsi="Times New Roman" w:cs="Times New Roman"/>
+        </w:rPr>
+        <w:t>Chi tiết: Bán buôn cao su; Bán buôn, xuất nhập khẩu hạt nhựa nguyên sinh và tái sinh: HDPE, LLD, PE, LDPE, PP; Bán buôn, xuất nhập khẩu chậu nhựa pp, HDPE; Bán buôn, xuất nhập khẩu bao bì-băng keo-màng PE, HDPE, LLD, LDPE, PP; Bán buôn, xuất nhập khẩu các sản phẩm nhựa, nguyên liệu từ nhựa, bột màu, hạt nhựa màu. Bán buôn, xuất nhập khẩu hóa chất công nghiệp</w:t>
+      </w:r>
+    </w:p>
+    <w:p>
+      <w:pPr>
+        <w:pStyle w:val="ListParagraph"/>
+        <w:ind w:left="1440"/>
+        <w:rPr>
+          <w:rFonts w:ascii="Times New Roman" w:hAnsi="Times New Roman" w:cs="Times New Roman"/>
+        </w:rPr>
+      </w:pPr>
+    </w:p>
+    <w:p>
+      <w:pPr>
+        <w:pStyle w:val="ListParagraph"/>
         <w:rPr>
           <w:rFonts w:ascii="Times New Roman" w:hAnsi="Times New Roman" w:cs="Times New Roman"/>
         </w:rPr>
@@ -1321,6 +1560,119 @@
     </w:lvl>
   </w:abstractNum>
   <w:abstractNum w:abstractNumId="1" w15:restartNumberingAfterBreak="0">
+    <w:nsid w:val="4AF84778"/>
+    <w:multiLevelType w:val="hybridMultilevel"/>
+    <w:tmpl w:val="142C5ADA"/>
+    <w:lvl w:ilvl="0" w:tplc="7F3478FE">
+      <w:start w:val="1"/>
+      <w:numFmt w:val="bullet"/>
+      <w:lvlText w:val="-"/>
+      <w:lvlJc w:val="left"/>
+      <w:pPr>
+        <w:ind w:left="720" w:hanging="360"/>
+      </w:pPr>
+      <w:rPr>
+        <w:rFonts w:ascii="Times New Roman" w:eastAsiaTheme="minorHAnsi" w:hAnsi="Times New Roman" w:cs="Times New Roman" w:hint="default"/>
+      </w:rPr>
+    </w:lvl>
+    <w:lvl w:ilvl="1" w:tplc="04090003">
+      <w:start w:val="1"/>
+      <w:numFmt w:val="bullet"/>
+      <w:lvlText w:val="o"/>
+      <w:lvlJc w:val="left"/>
+      <w:pPr>
+        <w:ind w:left="1440" w:hanging="360"/>
+      </w:pPr>
+      <w:rPr>
+        <w:rFonts w:ascii="Courier New" w:hAnsi="Courier New" w:cs="Courier New" w:hint="default"/>
+      </w:rPr>
+    </w:lvl>
+    <w:lvl w:ilvl="2" w:tplc="04090005">
+      <w:start w:val="1"/>
+      <w:numFmt w:val="bullet"/>
+      <w:lvlText w:val=""/>
+      <w:lvlJc w:val="left"/>
+      <w:pPr>
+        <w:ind w:left="2160" w:hanging="360"/>
+      </w:pPr>
+      <w:rPr>
+        <w:rFonts w:ascii="Wingdings" w:hAnsi="Wingdings" w:hint="default"/>
+      </w:rPr>
+    </w:lvl>
+    <w:lvl w:ilvl="3" w:tplc="04090001" w:tentative="1">
+      <w:start w:val="1"/>
+      <w:numFmt w:val="bullet"/>
+      <w:lvlText w:val=""/>
+      <w:lvlJc w:val="left"/>
+      <w:pPr>
+        <w:ind w:left="2880" w:hanging="360"/>
+      </w:pPr>
+      <w:rPr>
+        <w:rFonts w:ascii="Symbol" w:hAnsi="Symbol" w:hint="default"/>
+      </w:rPr>
+    </w:lvl>
+    <w:lvl w:ilvl="4" w:tplc="04090003" w:tentative="1">
+      <w:start w:val="1"/>
+      <w:numFmt w:val="bullet"/>
+      <w:lvlText w:val="o"/>
+      <w:lvlJc w:val="left"/>
+      <w:pPr>
+        <w:ind w:left="3600" w:hanging="360"/>
+      </w:pPr>
+      <w:rPr>
+        <w:rFonts w:ascii="Courier New" w:hAnsi="Courier New" w:cs="Courier New" w:hint="default"/>
+      </w:rPr>
+    </w:lvl>
+    <w:lvl w:ilvl="5" w:tplc="04090005" w:tentative="1">
+      <w:start w:val="1"/>
+      <w:numFmt w:val="bullet"/>
+      <w:lvlText w:val=""/>
+      <w:lvlJc w:val="left"/>
+      <w:pPr>
+        <w:ind w:left="4320" w:hanging="360"/>
+      </w:pPr>
+      <w:rPr>
+        <w:rFonts w:ascii="Wingdings" w:hAnsi="Wingdings" w:hint="default"/>
+      </w:rPr>
+    </w:lvl>
+    <w:lvl w:ilvl="6" w:tplc="04090001" w:tentative="1">
+      <w:start w:val="1"/>
+      <w:numFmt w:val="bullet"/>
+      <w:lvlText w:val=""/>
+      <w:lvlJc w:val="left"/>
+      <w:pPr>
+        <w:ind w:left="5040" w:hanging="360"/>
+      </w:pPr>
+      <w:rPr>
+        <w:rFonts w:ascii="Symbol" w:hAnsi="Symbol" w:hint="default"/>
+      </w:rPr>
+    </w:lvl>
+    <w:lvl w:ilvl="7" w:tplc="04090003" w:tentative="1">
+      <w:start w:val="1"/>
+      <w:numFmt w:val="bullet"/>
+      <w:lvlText w:val="o"/>
+      <w:lvlJc w:val="left"/>
+      <w:pPr>
+        <w:ind w:left="5760" w:hanging="360"/>
+      </w:pPr>
+      <w:rPr>
+        <w:rFonts w:ascii="Courier New" w:hAnsi="Courier New" w:cs="Courier New" w:hint="default"/>
+      </w:rPr>
+    </w:lvl>
+    <w:lvl w:ilvl="8" w:tplc="04090005" w:tentative="1">
+      <w:start w:val="1"/>
+      <w:numFmt w:val="bullet"/>
+      <w:lvlText w:val=""/>
+      <w:lvlJc w:val="left"/>
+      <w:pPr>
+        <w:ind w:left="6480" w:hanging="360"/>
+      </w:pPr>
+      <w:rPr>
+        <w:rFonts w:ascii="Wingdings" w:hAnsi="Wingdings" w:hint="default"/>
+      </w:rPr>
+    </w:lvl>
+  </w:abstractNum>
+  <w:abstractNum w:abstractNumId="2" w15:restartNumberingAfterBreak="0">
     <w:nsid w:val="7F1D3ED9"/>
     <w:multiLevelType w:val="multilevel"/>
     <w:tmpl w:val="B9D00DDE"/>
@@ -1470,10 +1822,13 @@
     </w:lvl>
   </w:abstractNum>
   <w:num w:numId="1">
-    <w:abstractNumId w:val="1"/>
+    <w:abstractNumId w:val="2"/>
   </w:num>
   <w:num w:numId="2">
     <w:abstractNumId w:val="0"/>
+  </w:num>
+  <w:num w:numId="3">
+    <w:abstractNumId w:val="1"/>
   </w:num>
 </w:numbering>
 </file>
